--- a/lessons/7-6/downloads/reveal/teacher/7.6-session-2-prerequisite-practice-a.docx
+++ b/lessons/7-6/downloads/reveal/teacher/7.6-session-2-prerequisite-practice-a.docx
@@ -15,10 +15,28 @@
         <w:rPr>
           <w:rFonts w:ascii="Avenir Next" w:hAnsi="Avenir Next" w:cs="Avenir Next" w:eastAsia="Avenir Next"/>
           <w:color w:val="1A1A1A"/>
+          <w:sz w:val="22"/>
+          <w:szCs w:val="20"/>
+        </w:rPr>
+        <w:t xml:space="preserve">Name</w:t>
+      </w:r>
+      <w:r>
+        <w:rPr>
+          <w:rFonts w:ascii="Avenir Next" w:hAnsi="Avenir Next" w:cs="Avenir Next" w:eastAsia="Avenir Next"/>
+          <w:color w:val="1A1A1A"/>
           <w:sz w:val="20"/>
           <w:szCs w:val="20"/>
         </w:rPr>
-        <w:t xml:space="preserve">Name</w:t>
+        <w:tab/>
+      </w:r>
+      <w:r>
+        <w:rPr>
+          <w:rFonts w:ascii="Avenir Next" w:hAnsi="Avenir Next" w:cs="Avenir Next" w:eastAsia="Avenir Next"/>
+          <w:color w:val="1A1A1A"/>
+          <w:sz w:val="22"/>
+          <w:szCs w:val="20"/>
+        </w:rPr>
+        <w:t xml:space="preserve">   Date</w:t>
       </w:r>
       <w:r>
         <w:rPr>
@@ -33,25 +51,7 @@
         <w:rPr>
           <w:rFonts w:ascii="Avenir Next" w:hAnsi="Avenir Next" w:cs="Avenir Next" w:eastAsia="Avenir Next"/>
           <w:color w:val="1A1A1A"/>
-          <w:sz w:val="20"/>
-          <w:szCs w:val="20"/>
-        </w:rPr>
-        <w:t xml:space="preserve">   Date</w:t>
-      </w:r>
-      <w:r>
-        <w:rPr>
-          <w:rFonts w:ascii="Avenir Next" w:hAnsi="Avenir Next" w:cs="Avenir Next" w:eastAsia="Avenir Next"/>
-          <w:color w:val="1A1A1A"/>
-          <w:sz w:val="20"/>
-          <w:szCs w:val="20"/>
-        </w:rPr>
-        <w:tab/>
-      </w:r>
-      <w:r>
-        <w:rPr>
-          <w:rFonts w:ascii="Avenir Next" w:hAnsi="Avenir Next" w:cs="Avenir Next" w:eastAsia="Avenir Next"/>
-          <w:color w:val="1A1A1A"/>
-          <w:sz w:val="20"/>
+          <w:sz w:val="22"/>
           <w:szCs w:val="20"/>
         </w:rPr>
         <w:t xml:space="preserve">   Period</w:t>
@@ -78,7 +78,7 @@
           <w:caps/>
           <w:color w:val="003A70"/>
           <w:spacing w:val="12"/>
-          <w:sz w:val="19"/>
+          <w:sz w:val="22"/>
           <w:szCs w:val="19"/>
         </w:rPr>
         <w:t xml:space="preserve">Lesson 7-6  ·  Session 2  ·  Prerequisite Practice A  ·  Skill 1 of 2</w:t>
@@ -86,6 +86,7 @@
     </w:p>
     <w:p>
       <w:pPr>
+        <w:pStyle w:val="Heading1"/>
         <w:keepNext/>
         <w:spacing w:before="0" w:after="10" w:line="240" w:lineRule="auto"/>
       </w:pPr>
@@ -111,7 +112,7 @@
         <w:rPr>
           <w:rFonts w:ascii="Avenir Next" w:hAnsi="Avenir Next" w:cs="Avenir Next" w:eastAsia="Avenir Next"/>
           <w:color w:val="5A5F66"/>
-          <w:sz w:val="17"/>
+          <w:sz w:val="22"/>
           <w:szCs w:val="17"/>
         </w:rPr>
         <w:t xml:space="preserve">Builds on Grade 4 · 4.NBT.B.4</w:t>
@@ -154,6 +155,7 @@
           </w:tcPr>
           <w:p>
             <w:pPr>
+              <w:pStyle w:val="Heading2"/>
               <w:spacing w:before="0" w:after="0" w:line="252" w:lineRule="auto"/>
             </w:pPr>
             <w:r>
@@ -183,7 +185,7 @@
               <w:rPr>
                 <w:rFonts w:ascii="Avenir Next" w:hAnsi="Avenir Next" w:cs="Avenir Next" w:eastAsia="Avenir Next"/>
                 <w:color w:val="1A1A1A"/>
-                <w:sz w:val="20"/>
+                <w:sz w:val="22"/>
                 <w:szCs w:val="20"/>
               </w:rPr>
               <w:t xml:space="preserve">Kendra hikes 9 km and Owen hikes 12 km. Owen hikes 12 − 9 = 3 km farther.</w:t>
@@ -203,6 +205,7 @@
           </w:tcPr>
           <w:p>
             <w:pPr>
+              <w:pStyle w:val="Heading2"/>
               <w:spacing w:before="0" w:after="0" w:line="252" w:lineRule="auto"/>
             </w:pPr>
             <w:r>
@@ -232,7 +235,7 @@
               <w:rPr>
                 <w:rFonts w:ascii="Avenir Next" w:hAnsi="Avenir Next" w:cs="Avenir Next" w:eastAsia="Avenir Next"/>
                 <w:color w:val="1A1A1A"/>
-                <w:sz w:val="20"/>
+                <w:sz w:val="22"/>
                 <w:szCs w:val="20"/>
               </w:rPr>
               <w:t xml:space="preserve">Find how much farther: greater − smaller.  </w:t>
@@ -242,7 +245,7 @@
                 <w:rFonts w:ascii="Avenir Next" w:hAnsi="Avenir Next" w:cs="Avenir Next" w:eastAsia="Avenir Next"/>
                 <w:b/>
                 <w:color w:val="1A1A1A"/>
-                <w:sz w:val="20"/>
+                <w:sz w:val="22"/>
                 <w:szCs w:val="20"/>
               </w:rPr>
               <w:t xml:space="preserve">You will use it in Practice Form A, problems 3 and 6.</w:t>
@@ -253,6 +256,7 @@
     </w:tbl>
     <w:p>
       <w:pPr>
+        <w:pStyle w:val="Heading2"/>
         <w:keepNext/>
         <w:pBdr>
           <w:bottom w:val="single" w:sz="8" w:space="3" w:color="003A70"/>
@@ -268,7 +272,7 @@
           <w:b/>
           <w:color w:val="003A70"/>
           <w:spacing w:val="14"/>
-          <w:sz w:val="19"/>
+          <w:sz w:val="22"/>
           <w:szCs w:val="19"/>
         </w:rPr>
         <w:t xml:space="preserve">STEPS TO FOLLOW</w:t>
@@ -287,7 +291,7 @@
           <w:rFonts w:ascii="Avenir Next" w:hAnsi="Avenir Next" w:cs="Avenir Next" w:eastAsia="Avenir Next"/>
           <w:i/>
           <w:color w:val="5A5F66"/>
-          <w:sz w:val="17"/>
+          <w:sz w:val="22"/>
           <w:szCs w:val="17"/>
         </w:rPr>
         <w:t xml:space="preserve">use these same steps on every problem</w:t>
@@ -329,6 +333,7 @@
           </w:tcPr>
           <w:p>
             <w:pPr>
+              <w:pStyle w:val="Heading1"/>
               <w:spacing w:before="0" w:after="0" w:line="240" w:lineRule="auto"/>
               <w:jc w:val="center"/>
             </w:pPr>
@@ -357,7 +362,7 @@
               <w:rPr>
                 <w:rFonts w:ascii="Avenir Next" w:hAnsi="Avenir Next" w:cs="Avenir Next" w:eastAsia="Avenir Next"/>
                 <w:color w:val="1A1A1A"/>
-                <w:sz w:val="21"/>
+                <w:sz w:val="22"/>
                 <w:szCs w:val="21"/>
               </w:rPr>
               <w:t xml:space="preserve">Find the two </w:t>
@@ -367,7 +372,7 @@
                 <w:rFonts w:ascii="Avenir Next" w:hAnsi="Avenir Next" w:cs="Avenir Next" w:eastAsia="Avenir Next"/>
                 <w:b/>
                 <w:color w:val="1A1A1A"/>
-                <w:sz w:val="21"/>
+                <w:sz w:val="22"/>
                 <w:szCs w:val="21"/>
               </w:rPr>
               <w:t xml:space="preserve">distances</w:t>
@@ -376,7 +381,7 @@
               <w:rPr>
                 <w:rFonts w:ascii="Avenir Next" w:hAnsi="Avenir Next" w:cs="Avenir Next" w:eastAsia="Avenir Next"/>
                 <w:color w:val="1A1A1A"/>
-                <w:sz w:val="21"/>
+                <w:sz w:val="22"/>
                 <w:szCs w:val="21"/>
               </w:rPr>
               <w:t xml:space="preserve">.</w:t>
@@ -395,6 +400,7 @@
           </w:tcPr>
           <w:p>
             <w:pPr>
+              <w:pStyle w:val="Heading1"/>
               <w:spacing w:before="0" w:after="0" w:line="240" w:lineRule="auto"/>
               <w:jc w:val="center"/>
             </w:pPr>
@@ -423,7 +429,7 @@
               <w:rPr>
                 <w:rFonts w:ascii="Avenir Next" w:hAnsi="Avenir Next" w:cs="Avenir Next" w:eastAsia="Avenir Next"/>
                 <w:color w:val="1A1A1A"/>
-                <w:sz w:val="21"/>
+                <w:sz w:val="22"/>
                 <w:szCs w:val="21"/>
               </w:rPr>
               <w:t xml:space="preserve">Pick the </w:t>
@@ -433,7 +439,7 @@
                 <w:rFonts w:ascii="Avenir Next" w:hAnsi="Avenir Next" w:cs="Avenir Next" w:eastAsia="Avenir Next"/>
                 <w:b/>
                 <w:color w:val="1A1A1A"/>
-                <w:sz w:val="21"/>
+                <w:sz w:val="22"/>
                 <w:szCs w:val="21"/>
               </w:rPr>
               <w:t xml:space="preserve">greater</w:t>
@@ -442,7 +448,7 @@
               <w:rPr>
                 <w:rFonts w:ascii="Avenir Next" w:hAnsi="Avenir Next" w:cs="Avenir Next" w:eastAsia="Avenir Next"/>
                 <w:color w:val="1A1A1A"/>
-                <w:sz w:val="21"/>
+                <w:sz w:val="22"/>
                 <w:szCs w:val="21"/>
               </w:rPr>
               <w:t xml:space="preserve"> one.</w:t>
@@ -461,6 +467,7 @@
           </w:tcPr>
           <w:p>
             <w:pPr>
+              <w:pStyle w:val="Heading1"/>
               <w:spacing w:before="0" w:after="0" w:line="240" w:lineRule="auto"/>
               <w:jc w:val="center"/>
             </w:pPr>
@@ -490,7 +497,7 @@
                 <w:rFonts w:ascii="Avenir Next" w:hAnsi="Avenir Next" w:cs="Avenir Next" w:eastAsia="Avenir Next"/>
                 <w:b/>
                 <w:color w:val="1A1A1A"/>
-                <w:sz w:val="21"/>
+                <w:sz w:val="22"/>
                 <w:szCs w:val="21"/>
               </w:rPr>
               <w:t xml:space="preserve">Subtract</w:t>
@@ -499,7 +506,7 @@
               <w:rPr>
                 <w:rFonts w:ascii="Avenir Next" w:hAnsi="Avenir Next" w:cs="Avenir Next" w:eastAsia="Avenir Next"/>
                 <w:color w:val="1A1A1A"/>
-                <w:sz w:val="21"/>
+                <w:sz w:val="22"/>
                 <w:szCs w:val="21"/>
               </w:rPr>
               <w:t xml:space="preserve">: greater − smaller.</w:t>
@@ -510,6 +517,7 @@
     </w:tbl>
     <w:p>
       <w:pPr>
+        <w:pStyle w:val="Heading2"/>
         <w:keepNext/>
         <w:pBdr>
           <w:bottom w:val="single" w:sz="8" w:space="3" w:color="003A70"/>
@@ -525,7 +533,7 @@
           <w:b/>
           <w:color w:val="003A70"/>
           <w:spacing w:val="14"/>
-          <w:sz w:val="19"/>
+          <w:sz w:val="22"/>
           <w:szCs w:val="19"/>
         </w:rPr>
         <w:t xml:space="preserve">WATCH ME</w:t>
@@ -544,7 +552,7 @@
           <w:rFonts w:ascii="Avenir Next" w:hAnsi="Avenir Next" w:cs="Avenir Next" w:eastAsia="Avenir Next"/>
           <w:i/>
           <w:color w:val="5A5F66"/>
-          <w:sz w:val="17"/>
+          <w:sz w:val="22"/>
           <w:szCs w:val="17"/>
         </w:rPr>
         <w:t xml:space="preserve">the steps in action</w:t>
@@ -559,7 +567,7 @@
           <w:rFonts w:ascii="Avenir Next" w:hAnsi="Avenir Next" w:cs="Avenir Next" w:eastAsia="Avenir Next"/>
           <w:b/>
           <w:color w:val="1A1A1A"/>
-          <w:sz w:val="21"/>
+          <w:sz w:val="22"/>
           <w:szCs w:val="21"/>
         </w:rPr>
         <w:t xml:space="preserve">Tariq rides 13 blocks. Jada rides 15 blocks. Who rides farther, and by how much?</w:t>
@@ -578,25 +586,25 @@
           <w:rFonts w:ascii="Avenir Next" w:hAnsi="Avenir Next" w:cs="Avenir Next" w:eastAsia="Avenir Next"/>
           <w:b/>
           <w:color w:val="003A70"/>
+          <w:sz w:val="22"/>
+          <w:szCs w:val="19"/>
+        </w:rPr>
+        <w:t xml:space="preserve">Step 1</w:t>
+      </w:r>
+      <w:r>
+        <w:rPr>
+          <w:rFonts w:ascii="Avenir Next" w:hAnsi="Avenir Next" w:cs="Avenir Next" w:eastAsia="Avenir Next"/>
+          <w:color w:val="1A1A1A"/>
           <w:sz w:val="19"/>
           <w:szCs w:val="19"/>
         </w:rPr>
-        <w:t xml:space="preserve">Step 1</w:t>
-      </w:r>
-      <w:r>
-        <w:rPr>
-          <w:rFonts w:ascii="Avenir Next" w:hAnsi="Avenir Next" w:cs="Avenir Next" w:eastAsia="Avenir Next"/>
-          <w:color w:val="1A1A1A"/>
-          <w:sz w:val="19"/>
-          <w:szCs w:val="19"/>
-        </w:rPr>
         <w:tab/>
       </w:r>
       <w:r>
         <w:rPr>
           <w:rFonts w:ascii="Avenir Next" w:hAnsi="Avenir Next" w:cs="Avenir Next" w:eastAsia="Avenir Next"/>
           <w:color w:val="1A1A1A"/>
-          <w:sz w:val="21"/>
+          <w:sz w:val="22"/>
           <w:szCs w:val="21"/>
         </w:rPr>
         <w:t xml:space="preserve">13 blocks and 15 blocks.</w:t>
@@ -615,25 +623,25 @@
           <w:rFonts w:ascii="Avenir Next" w:hAnsi="Avenir Next" w:cs="Avenir Next" w:eastAsia="Avenir Next"/>
           <w:b/>
           <w:color w:val="003A70"/>
+          <w:sz w:val="22"/>
+          <w:szCs w:val="19"/>
+        </w:rPr>
+        <w:t xml:space="preserve">Step 2</w:t>
+      </w:r>
+      <w:r>
+        <w:rPr>
+          <w:rFonts w:ascii="Avenir Next" w:hAnsi="Avenir Next" w:cs="Avenir Next" w:eastAsia="Avenir Next"/>
+          <w:color w:val="1A1A1A"/>
           <w:sz w:val="19"/>
           <w:szCs w:val="19"/>
         </w:rPr>
-        <w:t xml:space="preserve">Step 2</w:t>
-      </w:r>
-      <w:r>
-        <w:rPr>
-          <w:rFonts w:ascii="Avenir Next" w:hAnsi="Avenir Next" w:cs="Avenir Next" w:eastAsia="Avenir Next"/>
-          <w:color w:val="1A1A1A"/>
-          <w:sz w:val="19"/>
-          <w:szCs w:val="19"/>
-        </w:rPr>
         <w:tab/>
       </w:r>
       <w:r>
         <w:rPr>
           <w:rFonts w:ascii="Avenir Next" w:hAnsi="Avenir Next" w:cs="Avenir Next" w:eastAsia="Avenir Next"/>
           <w:color w:val="1A1A1A"/>
-          <w:sz w:val="21"/>
+          <w:sz w:val="22"/>
           <w:szCs w:val="21"/>
         </w:rPr>
         <w:t xml:space="preserve">15 is greater, so Jada rides farther.</w:t>
@@ -652,25 +660,25 @@
           <w:rFonts w:ascii="Avenir Next" w:hAnsi="Avenir Next" w:cs="Avenir Next" w:eastAsia="Avenir Next"/>
           <w:b/>
           <w:color w:val="003A70"/>
+          <w:sz w:val="22"/>
+          <w:szCs w:val="19"/>
+        </w:rPr>
+        <w:t xml:space="preserve">Step 3</w:t>
+      </w:r>
+      <w:r>
+        <w:rPr>
+          <w:rFonts w:ascii="Avenir Next" w:hAnsi="Avenir Next" w:cs="Avenir Next" w:eastAsia="Avenir Next"/>
+          <w:color w:val="1A1A1A"/>
           <w:sz w:val="19"/>
           <w:szCs w:val="19"/>
         </w:rPr>
-        <w:t xml:space="preserve">Step 3</w:t>
-      </w:r>
-      <w:r>
-        <w:rPr>
-          <w:rFonts w:ascii="Avenir Next" w:hAnsi="Avenir Next" w:cs="Avenir Next" w:eastAsia="Avenir Next"/>
-          <w:color w:val="1A1A1A"/>
-          <w:sz w:val="19"/>
-          <w:szCs w:val="19"/>
-        </w:rPr>
         <w:tab/>
       </w:r>
       <w:r>
         <w:rPr>
           <w:rFonts w:ascii="Avenir Next" w:hAnsi="Avenir Next" w:cs="Avenir Next" w:eastAsia="Avenir Next"/>
           <w:color w:val="1A1A1A"/>
-          <w:sz w:val="21"/>
+          <w:sz w:val="22"/>
           <w:szCs w:val="21"/>
         </w:rPr>
         <w:t xml:space="preserve">15 − 13 = 2.</w:t>
@@ -689,18 +697,18 @@
           <w:rFonts w:ascii="Avenir Next" w:hAnsi="Avenir Next" w:cs="Avenir Next" w:eastAsia="Avenir Next"/>
           <w:b/>
           <w:color w:val="1A1A1A"/>
+          <w:sz w:val="22"/>
+          <w:szCs w:val="21"/>
+        </w:rPr>
+        <w:t xml:space="preserve">Answer</w:t>
+      </w:r>
+      <w:r>
+        <w:rPr>
+          <w:rFonts w:ascii="Avenir Next" w:hAnsi="Avenir Next" w:cs="Avenir Next" w:eastAsia="Avenir Next"/>
+          <w:color w:val="1A1A1A"/>
           <w:sz w:val="21"/>
           <w:szCs w:val="21"/>
         </w:rPr>
-        <w:t xml:space="preserve">Answer</w:t>
-      </w:r>
-      <w:r>
-        <w:rPr>
-          <w:rFonts w:ascii="Avenir Next" w:hAnsi="Avenir Next" w:cs="Avenir Next" w:eastAsia="Avenir Next"/>
-          <w:color w:val="1A1A1A"/>
-          <w:sz w:val="21"/>
-          <w:szCs w:val="21"/>
-        </w:rPr>
         <w:tab/>
       </w:r>
       <w:r>
@@ -708,7 +716,7 @@
           <w:rFonts w:ascii="Avenir Next" w:hAnsi="Avenir Next" w:cs="Avenir Next" w:eastAsia="Avenir Next"/>
           <w:b/>
           <w:color w:val="1A1A1A"/>
-          <w:sz w:val="21"/>
+          <w:sz w:val="22"/>
           <w:szCs w:val="21"/>
         </w:rPr>
         <w:t xml:space="preserve">Jada, by 2 blocks</w:t>
@@ -716,6 +724,7 @@
     </w:p>
     <w:p>
       <w:pPr>
+        <w:pStyle w:val="Heading2"/>
         <w:keepNext/>
         <w:pBdr>
           <w:bottom w:val="single" w:sz="8" w:space="3" w:color="003A70"/>
@@ -731,7 +740,7 @@
           <w:b/>
           <w:color w:val="003A70"/>
           <w:spacing w:val="14"/>
-          <w:sz w:val="19"/>
+          <w:sz w:val="22"/>
           <w:szCs w:val="19"/>
         </w:rPr>
         <w:t xml:space="preserve">TRY IT WITH HELP</w:t>
@@ -750,7 +759,7 @@
           <w:rFonts w:ascii="Avenir Next" w:hAnsi="Avenir Next" w:cs="Avenir Next" w:eastAsia="Avenir Next"/>
           <w:i/>
           <w:color w:val="5A5F66"/>
-          <w:sz w:val="17"/>
+          <w:sz w:val="22"/>
           <w:szCs w:val="17"/>
         </w:rPr>
         <w:t xml:space="preserve">fill in each step</w:t>
@@ -808,28 +817,47 @@
           <w:rFonts w:ascii="Avenir Next" w:hAnsi="Avenir Next" w:cs="Avenir Next" w:eastAsia="Avenir Next"/>
           <w:b/>
           <w:color w:val="003A70"/>
+          <w:sz w:val="22"/>
+          <w:szCs w:val="18"/>
+        </w:rPr>
+        <w:t xml:space="preserve">Step 1</w:t>
+      </w:r>
+      <w:r>
+        <w:rPr>
+          <w:rFonts w:ascii="Avenir Next" w:hAnsi="Avenir Next" w:cs="Avenir Next" w:eastAsia="Avenir Next"/>
+          <w:color w:val="1A1A1A"/>
           <w:sz w:val="18"/>
           <w:szCs w:val="18"/>
         </w:rPr>
-        <w:t xml:space="preserve">Step 1</w:t>
-      </w:r>
-      <w:r>
-        <w:rPr>
-          <w:rFonts w:ascii="Avenir Next" w:hAnsi="Avenir Next" w:cs="Avenir Next" w:eastAsia="Avenir Next"/>
-          <w:color w:val="1A1A1A"/>
-          <w:sz w:val="18"/>
-          <w:szCs w:val="18"/>
-        </w:rPr>
         <w:tab/>
       </w:r>
       <w:r>
         <w:rPr>
           <w:rFonts w:ascii="Avenir Next" w:hAnsi="Avenir Next" w:cs="Avenir Next" w:eastAsia="Avenir Next"/>
           <w:color w:val="1A1A1A"/>
+          <w:sz w:val="22"/>
+          <w:szCs w:val="21"/>
+        </w:rPr>
+        <w:t xml:space="preserve">The distances are </w:t>
+      </w:r>
+      <w:r>
+        <w:rPr>
+          <w:rFonts w:ascii="Avenir Next" w:hAnsi="Avenir Next" w:cs="Avenir Next" w:eastAsia="Avenir Next"/>
+          <w:color w:val="1A1A1A"/>
           <w:sz w:val="21"/>
           <w:szCs w:val="21"/>
-        </w:rPr>
-        <w:t xml:space="preserve">The distances are </w:t>
+          <w:u w:val="single"/>
+        </w:rPr>
+        <w:t xml:space="preserve">                </w:t>
+      </w:r>
+      <w:r>
+        <w:rPr>
+          <w:rFonts w:ascii="Avenir Next" w:hAnsi="Avenir Next" w:cs="Avenir Next" w:eastAsia="Avenir Next"/>
+          <w:color w:val="1A1A1A"/>
+          <w:sz w:val="22"/>
+          <w:szCs w:val="21"/>
+        </w:rPr>
+        <w:t xml:space="preserve"> and </w:t>
       </w:r>
       <w:r>
         <w:rPr>
@@ -845,26 +873,7 @@
         <w:rPr>
           <w:rFonts w:ascii="Avenir Next" w:hAnsi="Avenir Next" w:cs="Avenir Next" w:eastAsia="Avenir Next"/>
           <w:color w:val="1A1A1A"/>
-          <w:sz w:val="21"/>
-          <w:szCs w:val="21"/>
-        </w:rPr>
-        <w:t xml:space="preserve"> and </w:t>
-      </w:r>
-      <w:r>
-        <w:rPr>
-          <w:rFonts w:ascii="Avenir Next" w:hAnsi="Avenir Next" w:cs="Avenir Next" w:eastAsia="Avenir Next"/>
-          <w:color w:val="1A1A1A"/>
-          <w:sz w:val="21"/>
-          <w:szCs w:val="21"/>
-          <w:u w:val="single"/>
-        </w:rPr>
-        <w:t xml:space="preserve">                </w:t>
-      </w:r>
-      <w:r>
-        <w:rPr>
-          <w:rFonts w:ascii="Avenir Next" w:hAnsi="Avenir Next" w:cs="Avenir Next" w:eastAsia="Avenir Next"/>
-          <w:color w:val="1A1A1A"/>
-          <w:sz w:val="21"/>
+          <w:sz w:val="22"/>
           <w:szCs w:val="21"/>
         </w:rPr>
         <w:t xml:space="preserve">.</w:t>
@@ -884,35 +893,35 @@
           <w:rFonts w:ascii="Avenir Next" w:hAnsi="Avenir Next" w:cs="Avenir Next" w:eastAsia="Avenir Next"/>
           <w:b/>
           <w:color w:val="003A70"/>
+          <w:sz w:val="22"/>
+          <w:szCs w:val="18"/>
+        </w:rPr>
+        <w:t xml:space="preserve">Step 2</w:t>
+      </w:r>
+      <w:r>
+        <w:rPr>
+          <w:rFonts w:ascii="Avenir Next" w:hAnsi="Avenir Next" w:cs="Avenir Next" w:eastAsia="Avenir Next"/>
+          <w:color w:val="1A1A1A"/>
           <w:sz w:val="18"/>
           <w:szCs w:val="18"/>
         </w:rPr>
-        <w:t xml:space="preserve">Step 2</w:t>
-      </w:r>
-      <w:r>
-        <w:rPr>
-          <w:rFonts w:ascii="Avenir Next" w:hAnsi="Avenir Next" w:cs="Avenir Next" w:eastAsia="Avenir Next"/>
-          <w:color w:val="1A1A1A"/>
-          <w:sz w:val="18"/>
-          <w:szCs w:val="18"/>
-        </w:rPr>
         <w:tab/>
       </w:r>
       <w:r>
         <w:rPr>
           <w:rFonts w:ascii="Avenir Next" w:hAnsi="Avenir Next" w:cs="Avenir Next" w:eastAsia="Avenir Next"/>
           <w:color w:val="1A1A1A"/>
+          <w:sz w:val="22"/>
+          <w:szCs w:val="21"/>
+        </w:rPr>
+        <w:t xml:space="preserve">The greater one is </w:t>
+      </w:r>
+      <w:r>
+        <w:rPr>
+          <w:rFonts w:ascii="Avenir Next" w:hAnsi="Avenir Next" w:cs="Avenir Next" w:eastAsia="Avenir Next"/>
+          <w:color w:val="1A1A1A"/>
           <w:sz w:val="21"/>
           <w:szCs w:val="21"/>
-        </w:rPr>
-        <w:t xml:space="preserve">The greater one is </w:t>
-      </w:r>
-      <w:r>
-        <w:rPr>
-          <w:rFonts w:ascii="Avenir Next" w:hAnsi="Avenir Next" w:cs="Avenir Next" w:eastAsia="Avenir Next"/>
-          <w:color w:val="1A1A1A"/>
-          <w:sz w:val="21"/>
-          <w:szCs w:val="21"/>
           <w:u w:val="single"/>
         </w:rPr>
         <w:t xml:space="preserve">                </w:t>
@@ -921,7 +930,7 @@
         <w:rPr>
           <w:rFonts w:ascii="Avenir Next" w:hAnsi="Avenir Next" w:cs="Avenir Next" w:eastAsia="Avenir Next"/>
           <w:color w:val="1A1A1A"/>
-          <w:sz w:val="21"/>
+          <w:sz w:val="22"/>
           <w:szCs w:val="21"/>
         </w:rPr>
         <w:t xml:space="preserve">.</w:t>
@@ -941,35 +950,35 @@
           <w:rFonts w:ascii="Avenir Next" w:hAnsi="Avenir Next" w:cs="Avenir Next" w:eastAsia="Avenir Next"/>
           <w:b/>
           <w:color w:val="003A70"/>
+          <w:sz w:val="22"/>
+          <w:szCs w:val="18"/>
+        </w:rPr>
+        <w:t xml:space="preserve">Step 3</w:t>
+      </w:r>
+      <w:r>
+        <w:rPr>
+          <w:rFonts w:ascii="Avenir Next" w:hAnsi="Avenir Next" w:cs="Avenir Next" w:eastAsia="Avenir Next"/>
+          <w:color w:val="1A1A1A"/>
           <w:sz w:val="18"/>
           <w:szCs w:val="18"/>
         </w:rPr>
-        <w:t xml:space="preserve">Step 3</w:t>
-      </w:r>
-      <w:r>
-        <w:rPr>
-          <w:rFonts w:ascii="Avenir Next" w:hAnsi="Avenir Next" w:cs="Avenir Next" w:eastAsia="Avenir Next"/>
-          <w:color w:val="1A1A1A"/>
-          <w:sz w:val="18"/>
-          <w:szCs w:val="18"/>
-        </w:rPr>
         <w:tab/>
       </w:r>
       <w:r>
         <w:rPr>
           <w:rFonts w:ascii="Avenir Next" w:hAnsi="Avenir Next" w:cs="Avenir Next" w:eastAsia="Avenir Next"/>
           <w:color w:val="1A1A1A"/>
+          <w:sz w:val="22"/>
+          <w:szCs w:val="21"/>
+        </w:rPr>
+        <w:t xml:space="preserve">130 − 90 = </w:t>
+      </w:r>
+      <w:r>
+        <w:rPr>
+          <w:rFonts w:ascii="Avenir Next" w:hAnsi="Avenir Next" w:cs="Avenir Next" w:eastAsia="Avenir Next"/>
+          <w:color w:val="1A1A1A"/>
           <w:sz w:val="21"/>
           <w:szCs w:val="21"/>
-        </w:rPr>
-        <w:t xml:space="preserve">130 − 90 = </w:t>
-      </w:r>
-      <w:r>
-        <w:rPr>
-          <w:rFonts w:ascii="Avenir Next" w:hAnsi="Avenir Next" w:cs="Avenir Next" w:eastAsia="Avenir Next"/>
-          <w:color w:val="1A1A1A"/>
-          <w:sz w:val="21"/>
-          <w:szCs w:val="21"/>
           <w:u w:val="single"/>
         </w:rPr>
         <w:t xml:space="preserve">                </w:t>
@@ -978,7 +987,7 @@
         <w:rPr>
           <w:rFonts w:ascii="Avenir Next" w:hAnsi="Avenir Next" w:cs="Avenir Next" w:eastAsia="Avenir Next"/>
           <w:color w:val="1A1A1A"/>
-          <w:sz w:val="21"/>
+          <w:sz w:val="22"/>
           <w:szCs w:val="21"/>
         </w:rPr>
         <w:t xml:space="preserve"> m</w:t>
@@ -1041,28 +1050,47 @@
           <w:rFonts w:ascii="Avenir Next" w:hAnsi="Avenir Next" w:cs="Avenir Next" w:eastAsia="Avenir Next"/>
           <w:b/>
           <w:color w:val="003A70"/>
+          <w:sz w:val="22"/>
+          <w:szCs w:val="18"/>
+        </w:rPr>
+        <w:t xml:space="preserve">Step 1</w:t>
+      </w:r>
+      <w:r>
+        <w:rPr>
+          <w:rFonts w:ascii="Avenir Next" w:hAnsi="Avenir Next" w:cs="Avenir Next" w:eastAsia="Avenir Next"/>
+          <w:color w:val="1A1A1A"/>
           <w:sz w:val="18"/>
           <w:szCs w:val="18"/>
         </w:rPr>
-        <w:t xml:space="preserve">Step 1</w:t>
-      </w:r>
-      <w:r>
-        <w:rPr>
-          <w:rFonts w:ascii="Avenir Next" w:hAnsi="Avenir Next" w:cs="Avenir Next" w:eastAsia="Avenir Next"/>
-          <w:color w:val="1A1A1A"/>
-          <w:sz w:val="18"/>
-          <w:szCs w:val="18"/>
-        </w:rPr>
         <w:tab/>
       </w:r>
       <w:r>
         <w:rPr>
           <w:rFonts w:ascii="Avenir Next" w:hAnsi="Avenir Next" w:cs="Avenir Next" w:eastAsia="Avenir Next"/>
           <w:color w:val="1A1A1A"/>
+          <w:sz w:val="22"/>
+          <w:szCs w:val="21"/>
+        </w:rPr>
+        <w:t xml:space="preserve">The distances are </w:t>
+      </w:r>
+      <w:r>
+        <w:rPr>
+          <w:rFonts w:ascii="Avenir Next" w:hAnsi="Avenir Next" w:cs="Avenir Next" w:eastAsia="Avenir Next"/>
+          <w:color w:val="1A1A1A"/>
           <w:sz w:val="21"/>
           <w:szCs w:val="21"/>
-        </w:rPr>
-        <w:t xml:space="preserve">The distances are </w:t>
+          <w:u w:val="single"/>
+        </w:rPr>
+        <w:t xml:space="preserve">                </w:t>
+      </w:r>
+      <w:r>
+        <w:rPr>
+          <w:rFonts w:ascii="Avenir Next" w:hAnsi="Avenir Next" w:cs="Avenir Next" w:eastAsia="Avenir Next"/>
+          <w:color w:val="1A1A1A"/>
+          <w:sz w:val="22"/>
+          <w:szCs w:val="21"/>
+        </w:rPr>
+        <w:t xml:space="preserve"> and </w:t>
       </w:r>
       <w:r>
         <w:rPr>
@@ -1078,26 +1106,7 @@
         <w:rPr>
           <w:rFonts w:ascii="Avenir Next" w:hAnsi="Avenir Next" w:cs="Avenir Next" w:eastAsia="Avenir Next"/>
           <w:color w:val="1A1A1A"/>
-          <w:sz w:val="21"/>
-          <w:szCs w:val="21"/>
-        </w:rPr>
-        <w:t xml:space="preserve"> and </w:t>
-      </w:r>
-      <w:r>
-        <w:rPr>
-          <w:rFonts w:ascii="Avenir Next" w:hAnsi="Avenir Next" w:cs="Avenir Next" w:eastAsia="Avenir Next"/>
-          <w:color w:val="1A1A1A"/>
-          <w:sz w:val="21"/>
-          <w:szCs w:val="21"/>
-          <w:u w:val="single"/>
-        </w:rPr>
-        <w:t xml:space="preserve">                </w:t>
-      </w:r>
-      <w:r>
-        <w:rPr>
-          <w:rFonts w:ascii="Avenir Next" w:hAnsi="Avenir Next" w:cs="Avenir Next" w:eastAsia="Avenir Next"/>
-          <w:color w:val="1A1A1A"/>
-          <w:sz w:val="21"/>
+          <w:sz w:val="22"/>
           <w:szCs w:val="21"/>
         </w:rPr>
         <w:t xml:space="preserve">.</w:t>
@@ -1117,35 +1126,35 @@
           <w:rFonts w:ascii="Avenir Next" w:hAnsi="Avenir Next" w:cs="Avenir Next" w:eastAsia="Avenir Next"/>
           <w:b/>
           <w:color w:val="003A70"/>
+          <w:sz w:val="22"/>
+          <w:szCs w:val="18"/>
+        </w:rPr>
+        <w:t xml:space="preserve">Step 2</w:t>
+      </w:r>
+      <w:r>
+        <w:rPr>
+          <w:rFonts w:ascii="Avenir Next" w:hAnsi="Avenir Next" w:cs="Avenir Next" w:eastAsia="Avenir Next"/>
+          <w:color w:val="1A1A1A"/>
           <w:sz w:val="18"/>
           <w:szCs w:val="18"/>
         </w:rPr>
-        <w:t xml:space="preserve">Step 2</w:t>
-      </w:r>
-      <w:r>
-        <w:rPr>
-          <w:rFonts w:ascii="Avenir Next" w:hAnsi="Avenir Next" w:cs="Avenir Next" w:eastAsia="Avenir Next"/>
-          <w:color w:val="1A1A1A"/>
-          <w:sz w:val="18"/>
-          <w:szCs w:val="18"/>
-        </w:rPr>
         <w:tab/>
       </w:r>
       <w:r>
         <w:rPr>
           <w:rFonts w:ascii="Avenir Next" w:hAnsi="Avenir Next" w:cs="Avenir Next" w:eastAsia="Avenir Next"/>
           <w:color w:val="1A1A1A"/>
+          <w:sz w:val="22"/>
+          <w:szCs w:val="21"/>
+        </w:rPr>
+        <w:t xml:space="preserve">The greater one is </w:t>
+      </w:r>
+      <w:r>
+        <w:rPr>
+          <w:rFonts w:ascii="Avenir Next" w:hAnsi="Avenir Next" w:cs="Avenir Next" w:eastAsia="Avenir Next"/>
+          <w:color w:val="1A1A1A"/>
           <w:sz w:val="21"/>
           <w:szCs w:val="21"/>
-        </w:rPr>
-        <w:t xml:space="preserve">The greater one is </w:t>
-      </w:r>
-      <w:r>
-        <w:rPr>
-          <w:rFonts w:ascii="Avenir Next" w:hAnsi="Avenir Next" w:cs="Avenir Next" w:eastAsia="Avenir Next"/>
-          <w:color w:val="1A1A1A"/>
-          <w:sz w:val="21"/>
-          <w:szCs w:val="21"/>
           <w:u w:val="single"/>
         </w:rPr>
         <w:t xml:space="preserve">                </w:t>
@@ -1154,7 +1163,7 @@
         <w:rPr>
           <w:rFonts w:ascii="Avenir Next" w:hAnsi="Avenir Next" w:cs="Avenir Next" w:eastAsia="Avenir Next"/>
           <w:color w:val="1A1A1A"/>
-          <w:sz w:val="21"/>
+          <w:sz w:val="22"/>
           <w:szCs w:val="21"/>
         </w:rPr>
         <w:t xml:space="preserve">.</w:t>
@@ -1174,35 +1183,35 @@
           <w:rFonts w:ascii="Avenir Next" w:hAnsi="Avenir Next" w:cs="Avenir Next" w:eastAsia="Avenir Next"/>
           <w:b/>
           <w:color w:val="003A70"/>
+          <w:sz w:val="22"/>
+          <w:szCs w:val="18"/>
+        </w:rPr>
+        <w:t xml:space="preserve">Step 3</w:t>
+      </w:r>
+      <w:r>
+        <w:rPr>
+          <w:rFonts w:ascii="Avenir Next" w:hAnsi="Avenir Next" w:cs="Avenir Next" w:eastAsia="Avenir Next"/>
+          <w:color w:val="1A1A1A"/>
           <w:sz w:val="18"/>
           <w:szCs w:val="18"/>
         </w:rPr>
-        <w:t xml:space="preserve">Step 3</w:t>
-      </w:r>
-      <w:r>
-        <w:rPr>
-          <w:rFonts w:ascii="Avenir Next" w:hAnsi="Avenir Next" w:cs="Avenir Next" w:eastAsia="Avenir Next"/>
-          <w:color w:val="1A1A1A"/>
-          <w:sz w:val="18"/>
-          <w:szCs w:val="18"/>
-        </w:rPr>
         <w:tab/>
       </w:r>
       <w:r>
         <w:rPr>
           <w:rFonts w:ascii="Avenir Next" w:hAnsi="Avenir Next" w:cs="Avenir Next" w:eastAsia="Avenir Next"/>
           <w:color w:val="1A1A1A"/>
+          <w:sz w:val="22"/>
+          <w:szCs w:val="21"/>
+        </w:rPr>
+        <w:t xml:space="preserve">9 − 4 = </w:t>
+      </w:r>
+      <w:r>
+        <w:rPr>
+          <w:rFonts w:ascii="Avenir Next" w:hAnsi="Avenir Next" w:cs="Avenir Next" w:eastAsia="Avenir Next"/>
+          <w:color w:val="1A1A1A"/>
           <w:sz w:val="21"/>
           <w:szCs w:val="21"/>
-        </w:rPr>
-        <w:t xml:space="preserve">9 − 4 = </w:t>
-      </w:r>
-      <w:r>
-        <w:rPr>
-          <w:rFonts w:ascii="Avenir Next" w:hAnsi="Avenir Next" w:cs="Avenir Next" w:eastAsia="Avenir Next"/>
-          <w:color w:val="1A1A1A"/>
-          <w:sz w:val="21"/>
-          <w:szCs w:val="21"/>
           <w:u w:val="single"/>
         </w:rPr>
         <w:t xml:space="preserve">                </w:t>
@@ -1211,7 +1220,7 @@
         <w:rPr>
           <w:rFonts w:ascii="Avenir Next" w:hAnsi="Avenir Next" w:cs="Avenir Next" w:eastAsia="Avenir Next"/>
           <w:color w:val="1A1A1A"/>
-          <w:sz w:val="21"/>
+          <w:sz w:val="22"/>
           <w:szCs w:val="21"/>
         </w:rPr>
         <w:t xml:space="preserve"> units</w:t>
@@ -1224,6 +1233,7 @@
     </w:p>
     <w:p>
       <w:pPr>
+        <w:pStyle w:val="Heading2"/>
         <w:keepNext/>
         <w:pBdr>
           <w:bottom w:val="single" w:sz="8" w:space="3" w:color="003A70"/>
@@ -1239,7 +1249,7 @@
           <w:b/>
           <w:color w:val="003A70"/>
           <w:spacing w:val="14"/>
-          <w:sz w:val="19"/>
+          <w:sz w:val="22"/>
           <w:szCs w:val="19"/>
         </w:rPr>
         <w:t xml:space="preserve">YOUR TURN</w:t>
@@ -1258,7 +1268,7 @@
           <w:rFonts w:ascii="Avenir Next" w:hAnsi="Avenir Next" w:cs="Avenir Next" w:eastAsia="Avenir Next"/>
           <w:i/>
           <w:color w:val="5A5F66"/>
-          <w:sz w:val="17"/>
+          <w:sz w:val="22"/>
           <w:szCs w:val="17"/>
         </w:rPr>
         <w:t xml:space="preserve">use the steps on your own</w:t>
@@ -1644,7 +1654,7 @@
       <w:pPr>
         <w:pageBreakBefore/>
         <w:keepNext/>
-        <w:spacing w:before="0" w:after="12" w:line="264" w:lineRule="auto"/>
+        <w:spacing w:before="0" w:after="12" w:line="252" w:lineRule="auto"/>
       </w:pPr>
       <w:r>
         <w:rPr>
@@ -1653,7 +1663,7 @@
           <w:caps/>
           <w:color w:val="003A70"/>
           <w:spacing w:val="12"/>
-          <w:sz w:val="19"/>
+          <w:sz w:val="22"/>
           <w:szCs w:val="19"/>
         </w:rPr>
         <w:t xml:space="preserve">Lesson 7-6  ·  Session 2  ·  Prerequisite Practice A  ·  Skill 2 of 2</w:t>
@@ -1661,6 +1671,7 @@
     </w:p>
     <w:p>
       <w:pPr>
+        <w:pStyle w:val="Heading1"/>
         <w:keepNext/>
         <w:spacing w:before="0" w:after="10" w:line="240" w:lineRule="auto"/>
       </w:pPr>
@@ -1680,13 +1691,13 @@
         <w:pBdr>
           <w:bottom w:val="single" w:sz="4" w:space="5" w:color="C9CDD2"/>
         </w:pBdr>
-        <w:spacing w:before="0" w:after="60" w:line="264" w:lineRule="auto"/>
+        <w:spacing w:before="0" w:after="60" w:line="252" w:lineRule="auto"/>
       </w:pPr>
       <w:r>
         <w:rPr>
           <w:rFonts w:ascii="Avenir Next" w:hAnsi="Avenir Next" w:cs="Avenir Next" w:eastAsia="Avenir Next"/>
           <w:color w:val="5A5F66"/>
-          <w:sz w:val="17"/>
+          <w:sz w:val="22"/>
           <w:szCs w:val="17"/>
         </w:rPr>
         <w:t xml:space="preserve">Builds on Lesson 7-2 · 6.NS.C.6c</w:t>
@@ -1729,7 +1740,8 @@
           </w:tcPr>
           <w:p>
             <w:pPr>
-              <w:spacing w:before="0" w:after="0" w:line="252" w:lineRule="auto"/>
+              <w:pStyle w:val="Heading2"/>
+              <w:spacing w:before="0" w:after="0" w:line="246" w:lineRule="auto"/>
             </w:pPr>
             <w:r>
               <w:rPr>
@@ -1752,13 +1764,13 @@
           </w:tcPr>
           <w:p>
             <w:pPr>
-              <w:spacing w:before="0" w:after="0" w:line="264" w:lineRule="auto"/>
+              <w:spacing w:before="0" w:after="0" w:line="252" w:lineRule="auto"/>
             </w:pPr>
             <w:r>
               <w:rPr>
                 <w:rFonts w:ascii="Avenir Next" w:hAnsi="Avenir Next" w:cs="Avenir Next" w:eastAsia="Avenir Next"/>
                 <w:color w:val="1A1A1A"/>
-                <w:sz w:val="20"/>
+                <w:sz w:val="22"/>
                 <w:szCs w:val="20"/>
               </w:rPr>
               <w:t xml:space="preserve">Point U is 22 units below (−4, 16). You count down 22 from 16, past 0, to −6.</w:t>
@@ -1778,7 +1790,8 @@
           </w:tcPr>
           <w:p>
             <w:pPr>
-              <w:spacing w:before="0" w:after="0" w:line="252" w:lineRule="auto"/>
+              <w:pStyle w:val="Heading2"/>
+              <w:spacing w:before="0" w:after="0" w:line="246" w:lineRule="auto"/>
             </w:pPr>
             <w:r>
               <w:rPr>
@@ -1801,13 +1814,13 @@
           </w:tcPr>
           <w:p>
             <w:pPr>
-              <w:spacing w:before="0" w:after="0" w:line="264" w:lineRule="auto"/>
+              <w:spacing w:before="0" w:after="0" w:line="252" w:lineRule="auto"/>
             </w:pPr>
             <w:r>
               <w:rPr>
                 <w:rFonts w:ascii="Avenir Next" w:hAnsi="Avenir Next" w:cs="Avenir Next" w:eastAsia="Avenir Next"/>
                 <w:color w:val="1A1A1A"/>
-                <w:sz w:val="20"/>
+                <w:sz w:val="22"/>
                 <w:szCs w:val="20"/>
               </w:rPr>
               <w:t xml:space="preserve">Start at a number and move, like 16 moved down 22.  </w:t>
@@ -1817,7 +1830,7 @@
                 <w:rFonts w:ascii="Avenir Next" w:hAnsi="Avenir Next" w:cs="Avenir Next" w:eastAsia="Avenir Next"/>
                 <w:b/>
                 <w:color w:val="1A1A1A"/>
-                <w:sz w:val="20"/>
+                <w:sz w:val="22"/>
                 <w:szCs w:val="20"/>
               </w:rPr>
               <w:t xml:space="preserve">You will use it in Practice Form A, problems 4 and 5.</w:t>
@@ -1828,6 +1841,7 @@
     </w:tbl>
     <w:p>
       <w:pPr>
+        <w:pStyle w:val="Heading2"/>
         <w:keepNext/>
         <w:pBdr>
           <w:bottom w:val="single" w:sz="8" w:space="3" w:color="003A70"/>
@@ -1843,7 +1857,7 @@
           <w:b/>
           <w:color w:val="003A70"/>
           <w:spacing w:val="14"/>
-          <w:sz w:val="19"/>
+          <w:sz w:val="22"/>
           <w:szCs w:val="19"/>
         </w:rPr>
         <w:t xml:space="preserve">STEPS TO FOLLOW</w:t>
@@ -1862,7 +1876,7 @@
           <w:rFonts w:ascii="Avenir Next" w:hAnsi="Avenir Next" w:cs="Avenir Next" w:eastAsia="Avenir Next"/>
           <w:i/>
           <w:color w:val="5A5F66"/>
-          <w:sz w:val="17"/>
+          <w:sz w:val="22"/>
           <w:szCs w:val="17"/>
         </w:rPr>
         <w:t xml:space="preserve">use these same steps on every problem</w:t>
@@ -1904,6 +1918,7 @@
           </w:tcPr>
           <w:p>
             <w:pPr>
+              <w:pStyle w:val="Heading1"/>
               <w:spacing w:before="0" w:after="0" w:line="240" w:lineRule="auto"/>
               <w:jc w:val="center"/>
             </w:pPr>
@@ -1926,13 +1941,13 @@
           </w:tcPr>
           <w:p>
             <w:pPr>
-              <w:spacing w:before="0" w:after="0" w:line="264" w:lineRule="auto"/>
+              <w:spacing w:before="0" w:after="0" w:line="252" w:lineRule="auto"/>
             </w:pPr>
             <w:r>
               <w:rPr>
                 <w:rFonts w:ascii="Avenir Next" w:hAnsi="Avenir Next" w:cs="Avenir Next" w:eastAsia="Avenir Next"/>
                 <w:color w:val="1A1A1A"/>
-                <w:sz w:val="21"/>
+                <w:sz w:val="22"/>
                 <w:szCs w:val="21"/>
               </w:rPr>
               <w:t xml:space="preserve">Start at the </w:t>
@@ -1942,7 +1957,7 @@
                 <w:rFonts w:ascii="Avenir Next" w:hAnsi="Avenir Next" w:cs="Avenir Next" w:eastAsia="Avenir Next"/>
                 <w:b/>
                 <w:color w:val="1A1A1A"/>
-                <w:sz w:val="21"/>
+                <w:sz w:val="22"/>
                 <w:szCs w:val="21"/>
               </w:rPr>
               <w:t xml:space="preserve">first</w:t>
@@ -1951,7 +1966,7 @@
               <w:rPr>
                 <w:rFonts w:ascii="Avenir Next" w:hAnsi="Avenir Next" w:cs="Avenir Next" w:eastAsia="Avenir Next"/>
                 <w:color w:val="1A1A1A"/>
-                <w:sz w:val="21"/>
+                <w:sz w:val="22"/>
                 <w:szCs w:val="21"/>
               </w:rPr>
               <w:t xml:space="preserve"> number.</w:t>
@@ -1970,6 +1985,7 @@
           </w:tcPr>
           <w:p>
             <w:pPr>
+              <w:pStyle w:val="Heading1"/>
               <w:spacing w:before="0" w:after="0" w:line="240" w:lineRule="auto"/>
               <w:jc w:val="center"/>
             </w:pPr>
@@ -1992,13 +2008,13 @@
           </w:tcPr>
           <w:p>
             <w:pPr>
-              <w:spacing w:before="0" w:after="0" w:line="264" w:lineRule="auto"/>
+              <w:spacing w:before="0" w:after="0" w:line="252" w:lineRule="auto"/>
             </w:pPr>
             <w:r>
               <w:rPr>
                 <w:rFonts w:ascii="Avenir Next" w:hAnsi="Avenir Next" w:cs="Avenir Next" w:eastAsia="Avenir Next"/>
                 <w:color w:val="1A1A1A"/>
-                <w:sz w:val="21"/>
+                <w:sz w:val="22"/>
                 <w:szCs w:val="21"/>
               </w:rPr>
               <w:t xml:space="preserve">Up or right: </w:t>
@@ -2008,7 +2024,7 @@
                 <w:rFonts w:ascii="Avenir Next" w:hAnsi="Avenir Next" w:cs="Avenir Next" w:eastAsia="Avenir Next"/>
                 <w:b/>
                 <w:color w:val="1A1A1A"/>
-                <w:sz w:val="21"/>
+                <w:sz w:val="22"/>
                 <w:szCs w:val="21"/>
               </w:rPr>
               <w:t xml:space="preserve">add</w:t>
@@ -2017,7 +2033,7 @@
               <w:rPr>
                 <w:rFonts w:ascii="Avenir Next" w:hAnsi="Avenir Next" w:cs="Avenir Next" w:eastAsia="Avenir Next"/>
                 <w:color w:val="1A1A1A"/>
-                <w:sz w:val="21"/>
+                <w:sz w:val="22"/>
                 <w:szCs w:val="21"/>
               </w:rPr>
               <w:t xml:space="preserve">. Down or left: subtract.</w:t>
@@ -2036,6 +2052,7 @@
           </w:tcPr>
           <w:p>
             <w:pPr>
+              <w:pStyle w:val="Heading1"/>
               <w:spacing w:before="0" w:after="0" w:line="240" w:lineRule="auto"/>
               <w:jc w:val="center"/>
             </w:pPr>
@@ -2058,13 +2075,13 @@
           </w:tcPr>
           <w:p>
             <w:pPr>
-              <w:spacing w:before="0" w:after="0" w:line="264" w:lineRule="auto"/>
+              <w:spacing w:before="0" w:after="0" w:line="252" w:lineRule="auto"/>
             </w:pPr>
             <w:r>
               <w:rPr>
                 <w:rFonts w:ascii="Avenir Next" w:hAnsi="Avenir Next" w:cs="Avenir Next" w:eastAsia="Avenir Next"/>
                 <w:color w:val="1A1A1A"/>
-                <w:sz w:val="21"/>
+                <w:sz w:val="22"/>
                 <w:szCs w:val="21"/>
               </w:rPr>
               <w:t xml:space="preserve">Find the </w:t>
@@ -2074,7 +2091,7 @@
                 <w:rFonts w:ascii="Avenir Next" w:hAnsi="Avenir Next" w:cs="Avenir Next" w:eastAsia="Avenir Next"/>
                 <w:b/>
                 <w:color w:val="1A1A1A"/>
-                <w:sz w:val="21"/>
+                <w:sz w:val="22"/>
                 <w:szCs w:val="21"/>
               </w:rPr>
               <w:t xml:space="preserve">new</w:t>
@@ -2083,7 +2100,7 @@
               <w:rPr>
                 <w:rFonts w:ascii="Avenir Next" w:hAnsi="Avenir Next" w:cs="Avenir Next" w:eastAsia="Avenir Next"/>
                 <w:color w:val="1A1A1A"/>
-                <w:sz w:val="21"/>
+                <w:sz w:val="22"/>
                 <w:szCs w:val="21"/>
               </w:rPr>
               <w:t xml:space="preserve"> number. It can be negative.</w:t>
@@ -2094,6 +2111,7 @@
     </w:tbl>
     <w:p>
       <w:pPr>
+        <w:pStyle w:val="Heading2"/>
         <w:keepNext/>
         <w:pBdr>
           <w:bottom w:val="single" w:sz="8" w:space="3" w:color="003A70"/>
@@ -2109,7 +2127,7 @@
           <w:b/>
           <w:color w:val="003A70"/>
           <w:spacing w:val="14"/>
-          <w:sz w:val="19"/>
+          <w:sz w:val="22"/>
           <w:szCs w:val="19"/>
         </w:rPr>
         <w:t xml:space="preserve">WATCH ME</w:t>
@@ -2128,7 +2146,7 @@
           <w:rFonts w:ascii="Avenir Next" w:hAnsi="Avenir Next" w:cs="Avenir Next" w:eastAsia="Avenir Next"/>
           <w:i/>
           <w:color w:val="5A5F66"/>
-          <w:sz w:val="17"/>
+          <w:sz w:val="22"/>
           <w:szCs w:val="17"/>
         </w:rPr>
         <w:t xml:space="preserve">the steps in action</w:t>
@@ -2136,14 +2154,14 @@
     </w:p>
     <w:p>
       <w:pPr>
-        <w:spacing w:before="0" w:after="40" w:line="264" w:lineRule="auto"/>
+        <w:spacing w:before="0" w:after="40" w:line="252" w:lineRule="auto"/>
       </w:pPr>
       <w:r>
         <w:rPr>
           <w:rFonts w:ascii="Avenir Next" w:hAnsi="Avenir Next" w:cs="Avenir Next" w:eastAsia="Avenir Next"/>
           <w:b/>
           <w:color w:val="1A1A1A"/>
-          <w:sz w:val="21"/>
+          <w:sz w:val="22"/>
           <w:szCs w:val="21"/>
         </w:rPr>
         <w:t xml:space="preserve">Start at 16. Move down 22.</w:t>
@@ -2154,7 +2172,7 @@
         <w:tabs>
           <w:tab w:val="left" w:pos="950"/>
         </w:tabs>
-        <w:spacing w:before="0" w:after="24" w:line="256" w:lineRule="auto"/>
+        <w:spacing w:before="0" w:after="24" w:line="248" w:lineRule="auto"/>
         <w:ind w:left="950" w:hanging="950"/>
       </w:pPr>
       <w:r>
@@ -2162,25 +2180,25 @@
           <w:rFonts w:ascii="Avenir Next" w:hAnsi="Avenir Next" w:cs="Avenir Next" w:eastAsia="Avenir Next"/>
           <w:b/>
           <w:color w:val="003A70"/>
+          <w:sz w:val="22"/>
+          <w:szCs w:val="19"/>
+        </w:rPr>
+        <w:t xml:space="preserve">Step 1</w:t>
+      </w:r>
+      <w:r>
+        <w:rPr>
+          <w:rFonts w:ascii="Avenir Next" w:hAnsi="Avenir Next" w:cs="Avenir Next" w:eastAsia="Avenir Next"/>
+          <w:color w:val="1A1A1A"/>
           <w:sz w:val="19"/>
           <w:szCs w:val="19"/>
         </w:rPr>
-        <w:t xml:space="preserve">Step 1</w:t>
-      </w:r>
-      <w:r>
-        <w:rPr>
-          <w:rFonts w:ascii="Avenir Next" w:hAnsi="Avenir Next" w:cs="Avenir Next" w:eastAsia="Avenir Next"/>
-          <w:color w:val="1A1A1A"/>
-          <w:sz w:val="19"/>
-          <w:szCs w:val="19"/>
-        </w:rPr>
         <w:tab/>
       </w:r>
       <w:r>
         <w:rPr>
           <w:rFonts w:ascii="Avenir Next" w:hAnsi="Avenir Next" w:cs="Avenir Next" w:eastAsia="Avenir Next"/>
           <w:color w:val="1A1A1A"/>
-          <w:sz w:val="21"/>
+          <w:sz w:val="22"/>
           <w:szCs w:val="21"/>
         </w:rPr>
         <w:t xml:space="preserve">Start at 16.</w:t>
@@ -2191,7 +2209,7 @@
         <w:tabs>
           <w:tab w:val="left" w:pos="950"/>
         </w:tabs>
-        <w:spacing w:before="0" w:after="24" w:line="256" w:lineRule="auto"/>
+        <w:spacing w:before="0" w:after="24" w:line="248" w:lineRule="auto"/>
         <w:ind w:left="950" w:hanging="950"/>
       </w:pPr>
       <w:r>
@@ -2199,25 +2217,25 @@
           <w:rFonts w:ascii="Avenir Next" w:hAnsi="Avenir Next" w:cs="Avenir Next" w:eastAsia="Avenir Next"/>
           <w:b/>
           <w:color w:val="003A70"/>
+          <w:sz w:val="22"/>
+          <w:szCs w:val="19"/>
+        </w:rPr>
+        <w:t xml:space="preserve">Step 2</w:t>
+      </w:r>
+      <w:r>
+        <w:rPr>
+          <w:rFonts w:ascii="Avenir Next" w:hAnsi="Avenir Next" w:cs="Avenir Next" w:eastAsia="Avenir Next"/>
+          <w:color w:val="1A1A1A"/>
           <w:sz w:val="19"/>
           <w:szCs w:val="19"/>
         </w:rPr>
-        <w:t xml:space="preserve">Step 2</w:t>
-      </w:r>
-      <w:r>
-        <w:rPr>
-          <w:rFonts w:ascii="Avenir Next" w:hAnsi="Avenir Next" w:cs="Avenir Next" w:eastAsia="Avenir Next"/>
-          <w:color w:val="1A1A1A"/>
-          <w:sz w:val="19"/>
-          <w:szCs w:val="19"/>
-        </w:rPr>
         <w:tab/>
       </w:r>
       <w:r>
         <w:rPr>
           <w:rFonts w:ascii="Avenir Next" w:hAnsi="Avenir Next" w:cs="Avenir Next" w:eastAsia="Avenir Next"/>
           <w:color w:val="1A1A1A"/>
-          <w:sz w:val="21"/>
+          <w:sz w:val="22"/>
           <w:szCs w:val="21"/>
         </w:rPr>
         <w:t xml:space="preserve">Down means subtract: 16 − 22.</w:t>
@@ -2228,7 +2246,7 @@
         <w:tabs>
           <w:tab w:val="left" w:pos="950"/>
         </w:tabs>
-        <w:spacing w:before="0" w:after="24" w:line="256" w:lineRule="auto"/>
+        <w:spacing w:before="0" w:after="24" w:line="248" w:lineRule="auto"/>
         <w:ind w:left="950" w:hanging="950"/>
       </w:pPr>
       <w:r>
@@ -2236,25 +2254,25 @@
           <w:rFonts w:ascii="Avenir Next" w:hAnsi="Avenir Next" w:cs="Avenir Next" w:eastAsia="Avenir Next"/>
           <w:b/>
           <w:color w:val="003A70"/>
+          <w:sz w:val="22"/>
+          <w:szCs w:val="19"/>
+        </w:rPr>
+        <w:t xml:space="preserve">Step 3</w:t>
+      </w:r>
+      <w:r>
+        <w:rPr>
+          <w:rFonts w:ascii="Avenir Next" w:hAnsi="Avenir Next" w:cs="Avenir Next" w:eastAsia="Avenir Next"/>
+          <w:color w:val="1A1A1A"/>
           <w:sz w:val="19"/>
           <w:szCs w:val="19"/>
         </w:rPr>
-        <w:t xml:space="preserve">Step 3</w:t>
-      </w:r>
-      <w:r>
-        <w:rPr>
-          <w:rFonts w:ascii="Avenir Next" w:hAnsi="Avenir Next" w:cs="Avenir Next" w:eastAsia="Avenir Next"/>
-          <w:color w:val="1A1A1A"/>
-          <w:sz w:val="19"/>
-          <w:szCs w:val="19"/>
-        </w:rPr>
         <w:tab/>
       </w:r>
       <w:r>
         <w:rPr>
           <w:rFonts w:ascii="Avenir Next" w:hAnsi="Avenir Next" w:cs="Avenir Next" w:eastAsia="Avenir Next"/>
           <w:color w:val="1A1A1A"/>
-          <w:sz w:val="21"/>
+          <w:sz w:val="22"/>
           <w:szCs w:val="21"/>
         </w:rPr>
         <w:t xml:space="preserve">16 down to 0 is 16 units. 6 more is −6.</w:t>
@@ -2265,7 +2283,7 @@
         <w:tabs>
           <w:tab w:val="left" w:pos="950"/>
         </w:tabs>
-        <w:spacing w:before="20" w:after="0" w:line="256" w:lineRule="auto"/>
+        <w:spacing w:before="20" w:after="0" w:line="248" w:lineRule="auto"/>
         <w:ind w:left="950" w:hanging="950"/>
       </w:pPr>
       <w:r>
@@ -2273,18 +2291,18 @@
           <w:rFonts w:ascii="Avenir Next" w:hAnsi="Avenir Next" w:cs="Avenir Next" w:eastAsia="Avenir Next"/>
           <w:b/>
           <w:color w:val="1A1A1A"/>
+          <w:sz w:val="22"/>
+          <w:szCs w:val="21"/>
+        </w:rPr>
+        <w:t xml:space="preserve">Answer</w:t>
+      </w:r>
+      <w:r>
+        <w:rPr>
+          <w:rFonts w:ascii="Avenir Next" w:hAnsi="Avenir Next" w:cs="Avenir Next" w:eastAsia="Avenir Next"/>
+          <w:color w:val="1A1A1A"/>
           <w:sz w:val="21"/>
           <w:szCs w:val="21"/>
         </w:rPr>
-        <w:t xml:space="preserve">Answer</w:t>
-      </w:r>
-      <w:r>
-        <w:rPr>
-          <w:rFonts w:ascii="Avenir Next" w:hAnsi="Avenir Next" w:cs="Avenir Next" w:eastAsia="Avenir Next"/>
-          <w:color w:val="1A1A1A"/>
-          <w:sz w:val="21"/>
-          <w:szCs w:val="21"/>
-        </w:rPr>
         <w:tab/>
       </w:r>
       <w:r>
@@ -2292,7 +2310,7 @@
           <w:rFonts w:ascii="Avenir Next" w:hAnsi="Avenir Next" w:cs="Avenir Next" w:eastAsia="Avenir Next"/>
           <w:b/>
           <w:color w:val="1A1A1A"/>
-          <w:sz w:val="21"/>
+          <w:sz w:val="22"/>
           <w:szCs w:val="21"/>
         </w:rPr>
         <w:t xml:space="preserve">−6</w:t>
@@ -2300,6 +2318,7 @@
     </w:p>
     <w:p>
       <w:pPr>
+        <w:pStyle w:val="Heading2"/>
         <w:keepNext/>
         <w:pBdr>
           <w:bottom w:val="single" w:sz="8" w:space="3" w:color="003A70"/>
@@ -2315,7 +2334,7 @@
           <w:b/>
           <w:color w:val="003A70"/>
           <w:spacing w:val="14"/>
-          <w:sz w:val="19"/>
+          <w:sz w:val="22"/>
           <w:szCs w:val="19"/>
         </w:rPr>
         <w:t xml:space="preserve">TRY IT WITH HELP</w:t>
@@ -2334,7 +2353,7 @@
           <w:rFonts w:ascii="Avenir Next" w:hAnsi="Avenir Next" w:cs="Avenir Next" w:eastAsia="Avenir Next"/>
           <w:i/>
           <w:color w:val="5A5F66"/>
-          <w:sz w:val="17"/>
+          <w:sz w:val="22"/>
           <w:szCs w:val="17"/>
         </w:rPr>
         <w:t xml:space="preserve">fill in each step</w:t>
@@ -2346,7 +2365,7 @@
         <w:tabs>
           <w:tab w:val="left" w:pos="432"/>
         </w:tabs>
-        <w:spacing w:before="90" w:after="40" w:line="268" w:lineRule="auto"/>
+        <w:spacing w:before="90" w:after="40" w:line="254" w:lineRule="auto"/>
         <w:ind w:left="432" w:hanging="432"/>
       </w:pPr>
       <w:r>
@@ -2384,7 +2403,7 @@
         <w:tabs>
           <w:tab w:val="left" w:pos="1300"/>
         </w:tabs>
-        <w:spacing w:before="0" w:after="24" w:line="272" w:lineRule="auto"/>
+        <w:spacing w:before="0" w:after="24" w:line="256" w:lineRule="auto"/>
         <w:ind w:left="1300" w:hanging="868"/>
       </w:pPr>
       <w:r>
@@ -2392,35 +2411,35 @@
           <w:rFonts w:ascii="Avenir Next" w:hAnsi="Avenir Next" w:cs="Avenir Next" w:eastAsia="Avenir Next"/>
           <w:b/>
           <w:color w:val="003A70"/>
+          <w:sz w:val="22"/>
+          <w:szCs w:val="18"/>
+        </w:rPr>
+        <w:t xml:space="preserve">Step 1</w:t>
+      </w:r>
+      <w:r>
+        <w:rPr>
+          <w:rFonts w:ascii="Avenir Next" w:hAnsi="Avenir Next" w:cs="Avenir Next" w:eastAsia="Avenir Next"/>
+          <w:color w:val="1A1A1A"/>
           <w:sz w:val="18"/>
           <w:szCs w:val="18"/>
         </w:rPr>
-        <w:t xml:space="preserve">Step 1</w:t>
-      </w:r>
-      <w:r>
-        <w:rPr>
-          <w:rFonts w:ascii="Avenir Next" w:hAnsi="Avenir Next" w:cs="Avenir Next" w:eastAsia="Avenir Next"/>
-          <w:color w:val="1A1A1A"/>
-          <w:sz w:val="18"/>
-          <w:szCs w:val="18"/>
-        </w:rPr>
         <w:tab/>
       </w:r>
       <w:r>
         <w:rPr>
           <w:rFonts w:ascii="Avenir Next" w:hAnsi="Avenir Next" w:cs="Avenir Next" w:eastAsia="Avenir Next"/>
           <w:color w:val="1A1A1A"/>
+          <w:sz w:val="22"/>
+          <w:szCs w:val="21"/>
+        </w:rPr>
+        <w:t xml:space="preserve">Start at </w:t>
+      </w:r>
+      <w:r>
+        <w:rPr>
+          <w:rFonts w:ascii="Avenir Next" w:hAnsi="Avenir Next" w:cs="Avenir Next" w:eastAsia="Avenir Next"/>
+          <w:color w:val="1A1A1A"/>
           <w:sz w:val="21"/>
           <w:szCs w:val="21"/>
-        </w:rPr>
-        <w:t xml:space="preserve">Start at </w:t>
-      </w:r>
-      <w:r>
-        <w:rPr>
-          <w:rFonts w:ascii="Avenir Next" w:hAnsi="Avenir Next" w:cs="Avenir Next" w:eastAsia="Avenir Next"/>
-          <w:color w:val="1A1A1A"/>
-          <w:sz w:val="21"/>
-          <w:szCs w:val="21"/>
           <w:u w:val="single"/>
         </w:rPr>
         <w:t xml:space="preserve">                </w:t>
@@ -2429,7 +2448,7 @@
         <w:rPr>
           <w:rFonts w:ascii="Avenir Next" w:hAnsi="Avenir Next" w:cs="Avenir Next" w:eastAsia="Avenir Next"/>
           <w:color w:val="1A1A1A"/>
-          <w:sz w:val="21"/>
+          <w:sz w:val="22"/>
           <w:szCs w:val="21"/>
         </w:rPr>
         <w:t xml:space="preserve">.</w:t>
@@ -2441,7 +2460,7 @@
         <w:tabs>
           <w:tab w:val="left" w:pos="1300"/>
         </w:tabs>
-        <w:spacing w:before="0" w:after="24" w:line="272" w:lineRule="auto"/>
+        <w:spacing w:before="0" w:after="24" w:line="256" w:lineRule="auto"/>
         <w:ind w:left="1300" w:hanging="868"/>
       </w:pPr>
       <w:r>
@@ -2449,35 +2468,35 @@
           <w:rFonts w:ascii="Avenir Next" w:hAnsi="Avenir Next" w:cs="Avenir Next" w:eastAsia="Avenir Next"/>
           <w:b/>
           <w:color w:val="003A70"/>
+          <w:sz w:val="22"/>
+          <w:szCs w:val="18"/>
+        </w:rPr>
+        <w:t xml:space="preserve">Step 2</w:t>
+      </w:r>
+      <w:r>
+        <w:rPr>
+          <w:rFonts w:ascii="Avenir Next" w:hAnsi="Avenir Next" w:cs="Avenir Next" w:eastAsia="Avenir Next"/>
+          <w:color w:val="1A1A1A"/>
           <w:sz w:val="18"/>
           <w:szCs w:val="18"/>
         </w:rPr>
-        <w:t xml:space="preserve">Step 2</w:t>
-      </w:r>
-      <w:r>
-        <w:rPr>
-          <w:rFonts w:ascii="Avenir Next" w:hAnsi="Avenir Next" w:cs="Avenir Next" w:eastAsia="Avenir Next"/>
-          <w:color w:val="1A1A1A"/>
-          <w:sz w:val="18"/>
-          <w:szCs w:val="18"/>
-        </w:rPr>
         <w:tab/>
       </w:r>
       <w:r>
         <w:rPr>
           <w:rFonts w:ascii="Avenir Next" w:hAnsi="Avenir Next" w:cs="Avenir Next" w:eastAsia="Avenir Next"/>
           <w:color w:val="1A1A1A"/>
+          <w:sz w:val="22"/>
+          <w:szCs w:val="21"/>
+        </w:rPr>
+        <w:t xml:space="preserve">Left means </w:t>
+      </w:r>
+      <w:r>
+        <w:rPr>
+          <w:rFonts w:ascii="Avenir Next" w:hAnsi="Avenir Next" w:cs="Avenir Next" w:eastAsia="Avenir Next"/>
+          <w:color w:val="1A1A1A"/>
           <w:sz w:val="21"/>
           <w:szCs w:val="21"/>
-        </w:rPr>
-        <w:t xml:space="preserve">Left means </w:t>
-      </w:r>
-      <w:r>
-        <w:rPr>
-          <w:rFonts w:ascii="Avenir Next" w:hAnsi="Avenir Next" w:cs="Avenir Next" w:eastAsia="Avenir Next"/>
-          <w:color w:val="1A1A1A"/>
-          <w:sz w:val="21"/>
-          <w:szCs w:val="21"/>
           <w:u w:val="single"/>
         </w:rPr>
         <w:t xml:space="preserve">                </w:t>
@@ -2486,7 +2505,7 @@
         <w:rPr>
           <w:rFonts w:ascii="Avenir Next" w:hAnsi="Avenir Next" w:cs="Avenir Next" w:eastAsia="Avenir Next"/>
           <w:color w:val="1A1A1A"/>
-          <w:sz w:val="21"/>
+          <w:sz w:val="22"/>
           <w:szCs w:val="21"/>
         </w:rPr>
         <w:t xml:space="preserve">: 13 − 20</w:t>
@@ -2498,7 +2517,7 @@
         <w:tabs>
           <w:tab w:val="left" w:pos="1300"/>
         </w:tabs>
-        <w:spacing w:before="0" w:after="24" w:line="272" w:lineRule="auto"/>
+        <w:spacing w:before="0" w:after="24" w:line="256" w:lineRule="auto"/>
         <w:ind w:left="1300" w:hanging="868"/>
       </w:pPr>
       <w:r>
@@ -2506,35 +2525,35 @@
           <w:rFonts w:ascii="Avenir Next" w:hAnsi="Avenir Next" w:cs="Avenir Next" w:eastAsia="Avenir Next"/>
           <w:b/>
           <w:color w:val="003A70"/>
+          <w:sz w:val="22"/>
+          <w:szCs w:val="18"/>
+        </w:rPr>
+        <w:t xml:space="preserve">Step 3</w:t>
+      </w:r>
+      <w:r>
+        <w:rPr>
+          <w:rFonts w:ascii="Avenir Next" w:hAnsi="Avenir Next" w:cs="Avenir Next" w:eastAsia="Avenir Next"/>
+          <w:color w:val="1A1A1A"/>
           <w:sz w:val="18"/>
           <w:szCs w:val="18"/>
         </w:rPr>
-        <w:t xml:space="preserve">Step 3</w:t>
-      </w:r>
-      <w:r>
-        <w:rPr>
-          <w:rFonts w:ascii="Avenir Next" w:hAnsi="Avenir Next" w:cs="Avenir Next" w:eastAsia="Avenir Next"/>
-          <w:color w:val="1A1A1A"/>
-          <w:sz w:val="18"/>
-          <w:szCs w:val="18"/>
-        </w:rPr>
         <w:tab/>
       </w:r>
       <w:r>
         <w:rPr>
           <w:rFonts w:ascii="Avenir Next" w:hAnsi="Avenir Next" w:cs="Avenir Next" w:eastAsia="Avenir Next"/>
           <w:color w:val="1A1A1A"/>
+          <w:sz w:val="22"/>
+          <w:szCs w:val="21"/>
+        </w:rPr>
+        <w:t xml:space="preserve">13 to 0, then </w:t>
+      </w:r>
+      <w:r>
+        <w:rPr>
+          <w:rFonts w:ascii="Avenir Next" w:hAnsi="Avenir Next" w:cs="Avenir Next" w:eastAsia="Avenir Next"/>
+          <w:color w:val="1A1A1A"/>
           <w:sz w:val="21"/>
           <w:szCs w:val="21"/>
-        </w:rPr>
-        <w:t xml:space="preserve">13 to 0, then </w:t>
-      </w:r>
-      <w:r>
-        <w:rPr>
-          <w:rFonts w:ascii="Avenir Next" w:hAnsi="Avenir Next" w:cs="Avenir Next" w:eastAsia="Avenir Next"/>
-          <w:color w:val="1A1A1A"/>
-          <w:sz w:val="21"/>
-          <w:szCs w:val="21"/>
           <w:u w:val="single"/>
         </w:rPr>
         <w:t xml:space="preserve">                </w:t>
@@ -2543,7 +2562,7 @@
         <w:rPr>
           <w:rFonts w:ascii="Avenir Next" w:hAnsi="Avenir Next" w:cs="Avenir Next" w:eastAsia="Avenir Next"/>
           <w:color w:val="1A1A1A"/>
-          <w:sz w:val="21"/>
+          <w:sz w:val="22"/>
           <w:szCs w:val="21"/>
         </w:rPr>
         <w:t xml:space="preserve"> more: </w:t>
@@ -2570,7 +2589,7 @@
         <w:tabs>
           <w:tab w:val="left" w:pos="432"/>
         </w:tabs>
-        <w:spacing w:before="90" w:after="40" w:line="268" w:lineRule="auto"/>
+        <w:spacing w:before="90" w:after="40" w:line="254" w:lineRule="auto"/>
         <w:ind w:left="432" w:hanging="432"/>
       </w:pPr>
       <w:r>
@@ -2608,7 +2627,7 @@
         <w:tabs>
           <w:tab w:val="left" w:pos="1300"/>
         </w:tabs>
-        <w:spacing w:before="0" w:after="24" w:line="272" w:lineRule="auto"/>
+        <w:spacing w:before="0" w:after="24" w:line="256" w:lineRule="auto"/>
         <w:ind w:left="1300" w:hanging="868"/>
       </w:pPr>
       <w:r>
@@ -2616,35 +2635,35 @@
           <w:rFonts w:ascii="Avenir Next" w:hAnsi="Avenir Next" w:cs="Avenir Next" w:eastAsia="Avenir Next"/>
           <w:b/>
           <w:color w:val="003A70"/>
+          <w:sz w:val="22"/>
+          <w:szCs w:val="18"/>
+        </w:rPr>
+        <w:t xml:space="preserve">Step 1</w:t>
+      </w:r>
+      <w:r>
+        <w:rPr>
+          <w:rFonts w:ascii="Avenir Next" w:hAnsi="Avenir Next" w:cs="Avenir Next" w:eastAsia="Avenir Next"/>
+          <w:color w:val="1A1A1A"/>
           <w:sz w:val="18"/>
           <w:szCs w:val="18"/>
         </w:rPr>
-        <w:t xml:space="preserve">Step 1</w:t>
-      </w:r>
-      <w:r>
-        <w:rPr>
-          <w:rFonts w:ascii="Avenir Next" w:hAnsi="Avenir Next" w:cs="Avenir Next" w:eastAsia="Avenir Next"/>
-          <w:color w:val="1A1A1A"/>
-          <w:sz w:val="18"/>
-          <w:szCs w:val="18"/>
-        </w:rPr>
         <w:tab/>
       </w:r>
       <w:r>
         <w:rPr>
           <w:rFonts w:ascii="Avenir Next" w:hAnsi="Avenir Next" w:cs="Avenir Next" w:eastAsia="Avenir Next"/>
           <w:color w:val="1A1A1A"/>
+          <w:sz w:val="22"/>
+          <w:szCs w:val="21"/>
+        </w:rPr>
+        <w:t xml:space="preserve">Start at </w:t>
+      </w:r>
+      <w:r>
+        <w:rPr>
+          <w:rFonts w:ascii="Avenir Next" w:hAnsi="Avenir Next" w:cs="Avenir Next" w:eastAsia="Avenir Next"/>
+          <w:color w:val="1A1A1A"/>
           <w:sz w:val="21"/>
           <w:szCs w:val="21"/>
-        </w:rPr>
-        <w:t xml:space="preserve">Start at </w:t>
-      </w:r>
-      <w:r>
-        <w:rPr>
-          <w:rFonts w:ascii="Avenir Next" w:hAnsi="Avenir Next" w:cs="Avenir Next" w:eastAsia="Avenir Next"/>
-          <w:color w:val="1A1A1A"/>
-          <w:sz w:val="21"/>
-          <w:szCs w:val="21"/>
           <w:u w:val="single"/>
         </w:rPr>
         <w:t xml:space="preserve">                </w:t>
@@ -2653,7 +2672,7 @@
         <w:rPr>
           <w:rFonts w:ascii="Avenir Next" w:hAnsi="Avenir Next" w:cs="Avenir Next" w:eastAsia="Avenir Next"/>
           <w:color w:val="1A1A1A"/>
-          <w:sz w:val="21"/>
+          <w:sz w:val="22"/>
           <w:szCs w:val="21"/>
         </w:rPr>
         <w:t xml:space="preserve">.</w:t>
@@ -2665,7 +2684,7 @@
         <w:tabs>
           <w:tab w:val="left" w:pos="1300"/>
         </w:tabs>
-        <w:spacing w:before="0" w:after="24" w:line="272" w:lineRule="auto"/>
+        <w:spacing w:before="0" w:after="24" w:line="256" w:lineRule="auto"/>
         <w:ind w:left="1300" w:hanging="868"/>
       </w:pPr>
       <w:r>
@@ -2673,35 +2692,35 @@
           <w:rFonts w:ascii="Avenir Next" w:hAnsi="Avenir Next" w:cs="Avenir Next" w:eastAsia="Avenir Next"/>
           <w:b/>
           <w:color w:val="003A70"/>
+          <w:sz w:val="22"/>
+          <w:szCs w:val="18"/>
+        </w:rPr>
+        <w:t xml:space="preserve">Step 2</w:t>
+      </w:r>
+      <w:r>
+        <w:rPr>
+          <w:rFonts w:ascii="Avenir Next" w:hAnsi="Avenir Next" w:cs="Avenir Next" w:eastAsia="Avenir Next"/>
+          <w:color w:val="1A1A1A"/>
           <w:sz w:val="18"/>
           <w:szCs w:val="18"/>
         </w:rPr>
-        <w:t xml:space="preserve">Step 2</w:t>
-      </w:r>
-      <w:r>
-        <w:rPr>
-          <w:rFonts w:ascii="Avenir Next" w:hAnsi="Avenir Next" w:cs="Avenir Next" w:eastAsia="Avenir Next"/>
-          <w:color w:val="1A1A1A"/>
-          <w:sz w:val="18"/>
-          <w:szCs w:val="18"/>
-        </w:rPr>
         <w:tab/>
       </w:r>
       <w:r>
         <w:rPr>
           <w:rFonts w:ascii="Avenir Next" w:hAnsi="Avenir Next" w:cs="Avenir Next" w:eastAsia="Avenir Next"/>
           <w:color w:val="1A1A1A"/>
+          <w:sz w:val="22"/>
+          <w:szCs w:val="21"/>
+        </w:rPr>
+        <w:t xml:space="preserve">Up means </w:t>
+      </w:r>
+      <w:r>
+        <w:rPr>
+          <w:rFonts w:ascii="Avenir Next" w:hAnsi="Avenir Next" w:cs="Avenir Next" w:eastAsia="Avenir Next"/>
+          <w:color w:val="1A1A1A"/>
           <w:sz w:val="21"/>
           <w:szCs w:val="21"/>
-        </w:rPr>
-        <w:t xml:space="preserve">Up means </w:t>
-      </w:r>
-      <w:r>
-        <w:rPr>
-          <w:rFonts w:ascii="Avenir Next" w:hAnsi="Avenir Next" w:cs="Avenir Next" w:eastAsia="Avenir Next"/>
-          <w:color w:val="1A1A1A"/>
-          <w:sz w:val="21"/>
-          <w:szCs w:val="21"/>
           <w:u w:val="single"/>
         </w:rPr>
         <w:t xml:space="preserve">                </w:t>
@@ -2710,7 +2729,7 @@
         <w:rPr>
           <w:rFonts w:ascii="Avenir Next" w:hAnsi="Avenir Next" w:cs="Avenir Next" w:eastAsia="Avenir Next"/>
           <w:color w:val="1A1A1A"/>
-          <w:sz w:val="21"/>
+          <w:sz w:val="22"/>
           <w:szCs w:val="21"/>
         </w:rPr>
         <w:t xml:space="preserve">: −3 + 10</w:t>
@@ -2722,7 +2741,7 @@
         <w:tabs>
           <w:tab w:val="left" w:pos="1300"/>
         </w:tabs>
-        <w:spacing w:before="0" w:after="24" w:line="272" w:lineRule="auto"/>
+        <w:spacing w:before="0" w:after="24" w:line="256" w:lineRule="auto"/>
         <w:ind w:left="1300" w:hanging="868"/>
       </w:pPr>
       <w:r>
@@ -2730,28 +2749,47 @@
           <w:rFonts w:ascii="Avenir Next" w:hAnsi="Avenir Next" w:cs="Avenir Next" w:eastAsia="Avenir Next"/>
           <w:b/>
           <w:color w:val="003A70"/>
+          <w:sz w:val="22"/>
+          <w:szCs w:val="18"/>
+        </w:rPr>
+        <w:t xml:space="preserve">Step 3</w:t>
+      </w:r>
+      <w:r>
+        <w:rPr>
+          <w:rFonts w:ascii="Avenir Next" w:hAnsi="Avenir Next" w:cs="Avenir Next" w:eastAsia="Avenir Next"/>
+          <w:color w:val="1A1A1A"/>
           <w:sz w:val="18"/>
           <w:szCs w:val="18"/>
         </w:rPr>
-        <w:t xml:space="preserve">Step 3</w:t>
-      </w:r>
-      <w:r>
-        <w:rPr>
-          <w:rFonts w:ascii="Avenir Next" w:hAnsi="Avenir Next" w:cs="Avenir Next" w:eastAsia="Avenir Next"/>
-          <w:color w:val="1A1A1A"/>
-          <w:sz w:val="18"/>
-          <w:szCs w:val="18"/>
-        </w:rPr>
         <w:tab/>
       </w:r>
       <w:r>
         <w:rPr>
           <w:rFonts w:ascii="Avenir Next" w:hAnsi="Avenir Next" w:cs="Avenir Next" w:eastAsia="Avenir Next"/>
           <w:color w:val="1A1A1A"/>
+          <w:sz w:val="22"/>
+          <w:szCs w:val="21"/>
+        </w:rPr>
+        <w:t xml:space="preserve">−3 to 0 is 3. Then </w:t>
+      </w:r>
+      <w:r>
+        <w:rPr>
+          <w:rFonts w:ascii="Avenir Next" w:hAnsi="Avenir Next" w:cs="Avenir Next" w:eastAsia="Avenir Next"/>
+          <w:color w:val="1A1A1A"/>
           <w:sz w:val="21"/>
           <w:szCs w:val="21"/>
-        </w:rPr>
-        <w:t xml:space="preserve">−3 to 0 is 3. Then </w:t>
+          <w:u w:val="single"/>
+        </w:rPr>
+        <w:t xml:space="preserve">                </w:t>
+      </w:r>
+      <w:r>
+        <w:rPr>
+          <w:rFonts w:ascii="Avenir Next" w:hAnsi="Avenir Next" w:cs="Avenir Next" w:eastAsia="Avenir Next"/>
+          <w:color w:val="1A1A1A"/>
+          <w:sz w:val="22"/>
+          <w:szCs w:val="21"/>
+        </w:rPr>
+        <w:t xml:space="preserve"> more: </w:t>
       </w:r>
       <w:r>
         <w:rPr>
@@ -2763,25 +2801,6 @@
         </w:rPr>
         <w:t xml:space="preserve">                </w:t>
       </w:r>
-      <w:r>
-        <w:rPr>
-          <w:rFonts w:ascii="Avenir Next" w:hAnsi="Avenir Next" w:cs="Avenir Next" w:eastAsia="Avenir Next"/>
-          <w:color w:val="1A1A1A"/>
-          <w:sz w:val="21"/>
-          <w:szCs w:val="21"/>
-        </w:rPr>
-        <w:t xml:space="preserve"> more: </w:t>
-      </w:r>
-      <w:r>
-        <w:rPr>
-          <w:rFonts w:ascii="Avenir Next" w:hAnsi="Avenir Next" w:cs="Avenir Next" w:eastAsia="Avenir Next"/>
-          <w:color w:val="1A1A1A"/>
-          <w:sz w:val="21"/>
-          <w:szCs w:val="21"/>
-          <w:u w:val="single"/>
-        </w:rPr>
-        <w:t xml:space="preserve">                </w:t>
-      </w:r>
     </w:p>
     <w:p>
       <w:pPr>
@@ -2790,6 +2809,7 @@
     </w:p>
     <w:p>
       <w:pPr>
+        <w:pStyle w:val="Heading2"/>
         <w:keepNext/>
         <w:pBdr>
           <w:bottom w:val="single" w:sz="8" w:space="3" w:color="003A70"/>
@@ -2805,7 +2825,7 @@
           <w:b/>
           <w:color w:val="003A70"/>
           <w:spacing w:val="14"/>
-          <w:sz w:val="19"/>
+          <w:sz w:val="22"/>
           <w:szCs w:val="19"/>
         </w:rPr>
         <w:t xml:space="preserve">YOUR TURN</w:t>
@@ -2824,7 +2844,7 @@
           <w:rFonts w:ascii="Avenir Next" w:hAnsi="Avenir Next" w:cs="Avenir Next" w:eastAsia="Avenir Next"/>
           <w:i/>
           <w:color w:val="5A5F66"/>
-          <w:sz w:val="17"/>
+          <w:sz w:val="22"/>
           <w:szCs w:val="17"/>
         </w:rPr>
         <w:t xml:space="preserve">use the steps on your own</w:t>
@@ -2874,7 +2894,7 @@
               <w:tabs>
                 <w:tab w:val="left" w:pos="432"/>
               </w:tabs>
-              <w:spacing w:before="90" w:after="40" w:line="268" w:lineRule="auto"/>
+              <w:spacing w:before="90" w:after="40" w:line="254" w:lineRule="auto"/>
               <w:ind w:left="432" w:hanging="432"/>
             </w:pPr>
             <w:r>
@@ -2948,7 +2968,7 @@
                     <w:tabs>
                       <w:tab w:val="left" w:pos="340"/>
                     </w:tabs>
-                    <w:spacing w:before="0" w:after="0" w:line="276" w:lineRule="auto"/>
+                    <w:spacing w:before="0" w:after="0" w:line="258" w:lineRule="auto"/>
                     <w:ind w:left="340" w:hanging="340"/>
                   </w:pPr>
                   <w:r>
@@ -2996,7 +3016,7 @@
                       <w:szCs w:val="22"/>
                       <w:u w:val="single"/>
                     </w:rPr>
-                    <w:t xml:space="preserve">        </w:t>
+                    <w:t xml:space="preserve">            </w:t>
                   </w:r>
                 </w:p>
               </w:tc>
@@ -3010,7 +3030,7 @@
                     <w:tabs>
                       <w:tab w:val="left" w:pos="340"/>
                     </w:tabs>
-                    <w:spacing w:before="0" w:after="0" w:line="276" w:lineRule="auto"/>
+                    <w:spacing w:before="0" w:after="0" w:line="258" w:lineRule="auto"/>
                     <w:ind w:left="340" w:hanging="340"/>
                   </w:pPr>
                   <w:r>
@@ -3058,7 +3078,7 @@
                       <w:szCs w:val="22"/>
                       <w:u w:val="single"/>
                     </w:rPr>
-                    <w:t xml:space="preserve">        </w:t>
+                    <w:t xml:space="preserve">            </w:t>
                   </w:r>
                 </w:p>
               </w:tc>
@@ -3072,7 +3092,7 @@
                     <w:tabs>
                       <w:tab w:val="left" w:pos="340"/>
                     </w:tabs>
-                    <w:spacing w:before="0" w:after="0" w:line="276" w:lineRule="auto"/>
+                    <w:spacing w:before="0" w:after="0" w:line="258" w:lineRule="auto"/>
                     <w:ind w:left="340" w:hanging="340"/>
                   </w:pPr>
                   <w:r>
@@ -3120,7 +3140,7 @@
                       <w:szCs w:val="22"/>
                       <w:u w:val="single"/>
                     </w:rPr>
-                    <w:t xml:space="preserve">        </w:t>
+                    <w:t xml:space="preserve">            </w:t>
                   </w:r>
                 </w:p>
               </w:tc>
@@ -3140,7 +3160,7 @@
                     <w:tabs>
                       <w:tab w:val="left" w:pos="340"/>
                     </w:tabs>
-                    <w:spacing w:before="0" w:after="0" w:line="276" w:lineRule="auto"/>
+                    <w:spacing w:before="0" w:after="0" w:line="258" w:lineRule="auto"/>
                     <w:ind w:left="340" w:hanging="340"/>
                   </w:pPr>
                   <w:r>
@@ -3188,7 +3208,7 @@
                       <w:szCs w:val="22"/>
                       <w:u w:val="single"/>
                     </w:rPr>
-                    <w:t xml:space="preserve">        </w:t>
+                    <w:t xml:space="preserve">            </w:t>
                   </w:r>
                 </w:p>
               </w:tc>
@@ -3202,7 +3222,7 @@
                     <w:tabs>
                       <w:tab w:val="left" w:pos="340"/>
                     </w:tabs>
-                    <w:spacing w:before="0" w:after="0" w:line="276" w:lineRule="auto"/>
+                    <w:spacing w:before="0" w:after="0" w:line="258" w:lineRule="auto"/>
                     <w:ind w:left="340" w:hanging="340"/>
                   </w:pPr>
                   <w:r>
@@ -3250,7 +3270,7 @@
                       <w:szCs w:val="22"/>
                       <w:u w:val="single"/>
                     </w:rPr>
-                    <w:t xml:space="preserve">        </w:t>
+                    <w:t xml:space="preserve">            </w:t>
                   </w:r>
                 </w:p>
               </w:tc>
@@ -3264,7 +3284,7 @@
                     <w:tabs>
                       <w:tab w:val="left" w:pos="340"/>
                     </w:tabs>
-                    <w:spacing w:before="0" w:after="0" w:line="276" w:lineRule="auto"/>
+                    <w:spacing w:before="0" w:after="0" w:line="258" w:lineRule="auto"/>
                     <w:ind w:left="340" w:hanging="340"/>
                   </w:pPr>
                   <w:r>
@@ -3312,7 +3332,7 @@
                       <w:szCs w:val="22"/>
                       <w:u w:val="single"/>
                     </w:rPr>
-                    <w:t xml:space="preserve">        </w:t>
+                    <w:t xml:space="preserve">            </w:t>
                   </w:r>
                 </w:p>
               </w:tc>
@@ -3333,6 +3353,7 @@
     </w:p>
     <w:p>
       <w:pPr>
+        <w:pStyle w:val="Heading2"/>
         <w:keepNext/>
         <w:pBdr>
           <w:bottom w:val="single" w:sz="8" w:space="3" w:color="003A70"/>
@@ -3348,7 +3369,7 @@
           <w:b/>
           <w:color w:val="003A70"/>
           <w:spacing w:val="14"/>
-          <w:sz w:val="19"/>
+          <w:sz w:val="22"/>
           <w:szCs w:val="19"/>
         </w:rPr>
         <w:t xml:space="preserve">READY CHECK</w:t>
@@ -3367,7 +3388,7 @@
           <w:rFonts w:ascii="Avenir Next" w:hAnsi="Avenir Next" w:cs="Avenir Next" w:eastAsia="Avenir Next"/>
           <w:i/>
           <w:color w:val="5A5F66"/>
-          <w:sz w:val="17"/>
+          <w:sz w:val="22"/>
           <w:szCs w:val="17"/>
         </w:rPr>
         <w:t xml:space="preserve">a problem like the one in today’s lesson</w:t>
@@ -3417,7 +3438,7 @@
               <w:tabs>
                 <w:tab w:val="left" w:pos="432"/>
               </w:tabs>
-              <w:spacing w:before="90" w:after="40" w:line="268" w:lineRule="auto"/>
+              <w:spacing w:before="90" w:after="40" w:line="254" w:lineRule="auto"/>
               <w:ind w:left="432" w:hanging="432"/>
             </w:pPr>
             <w:r>
@@ -3491,7 +3512,7 @@
                     <w:tabs>
                       <w:tab w:val="left" w:pos="340"/>
                     </w:tabs>
-                    <w:spacing w:before="0" w:after="0" w:line="264" w:lineRule="auto"/>
+                    <w:spacing w:before="0" w:after="0" w:line="252" w:lineRule="auto"/>
                     <w:ind w:left="340" w:hanging="340"/>
                   </w:pPr>
                   <w:r>
@@ -3499,25 +3520,25 @@
                       <w:rFonts w:ascii="Avenir Next" w:hAnsi="Avenir Next" w:cs="Avenir Next" w:eastAsia="Avenir Next"/>
                       <w:b/>
                       <w:color w:val="003A70"/>
+                      <w:sz w:val="22"/>
+                      <w:szCs w:val="21"/>
+                    </w:rPr>
+                    <w:t xml:space="preserve">A</w:t>
+                  </w:r>
+                  <w:r>
+                    <w:rPr>
+                      <w:rFonts w:ascii="Avenir Next" w:hAnsi="Avenir Next" w:cs="Avenir Next" w:eastAsia="Avenir Next"/>
+                      <w:color w:val="1A1A1A"/>
                       <w:sz w:val="21"/>
                       <w:szCs w:val="21"/>
                     </w:rPr>
-                    <w:t xml:space="preserve">A</w:t>
-                  </w:r>
-                  <w:r>
-                    <w:rPr>
-                      <w:rFonts w:ascii="Avenir Next" w:hAnsi="Avenir Next" w:cs="Avenir Next" w:eastAsia="Avenir Next"/>
-                      <w:color w:val="1A1A1A"/>
-                      <w:sz w:val="21"/>
-                      <w:szCs w:val="21"/>
-                    </w:rPr>
                     <w:tab/>
                   </w:r>
                   <w:r>
                     <w:rPr>
                       <w:rFonts w:ascii="Avenir Next" w:hAnsi="Avenir Next" w:cs="Avenir Next" w:eastAsia="Avenir Next"/>
                       <w:color w:val="1A1A1A"/>
-                      <w:sz w:val="21"/>
+                      <w:sz w:val="22"/>
                       <w:szCs w:val="21"/>
                     </w:rPr>
                     <w:t xml:space="preserve">(23, −2)</w:t>
@@ -3534,7 +3555,7 @@
                     <w:tabs>
                       <w:tab w:val="left" w:pos="340"/>
                     </w:tabs>
-                    <w:spacing w:before="0" w:after="0" w:line="264" w:lineRule="auto"/>
+                    <w:spacing w:before="0" w:after="0" w:line="252" w:lineRule="auto"/>
                     <w:ind w:left="340" w:hanging="340"/>
                   </w:pPr>
                   <w:r>
@@ -3542,25 +3563,25 @@
                       <w:rFonts w:ascii="Avenir Next" w:hAnsi="Avenir Next" w:cs="Avenir Next" w:eastAsia="Avenir Next"/>
                       <w:b/>
                       <w:color w:val="003A70"/>
+                      <w:sz w:val="22"/>
+                      <w:szCs w:val="21"/>
+                    </w:rPr>
+                    <w:t xml:space="preserve">B</w:t>
+                  </w:r>
+                  <w:r>
+                    <w:rPr>
+                      <w:rFonts w:ascii="Avenir Next" w:hAnsi="Avenir Next" w:cs="Avenir Next" w:eastAsia="Avenir Next"/>
+                      <w:color w:val="1A1A1A"/>
                       <w:sz w:val="21"/>
                       <w:szCs w:val="21"/>
                     </w:rPr>
-                    <w:t xml:space="preserve">B</w:t>
-                  </w:r>
-                  <w:r>
-                    <w:rPr>
-                      <w:rFonts w:ascii="Avenir Next" w:hAnsi="Avenir Next" w:cs="Avenir Next" w:eastAsia="Avenir Next"/>
-                      <w:color w:val="1A1A1A"/>
-                      <w:sz w:val="21"/>
-                      <w:szCs w:val="21"/>
-                    </w:rPr>
                     <w:tab/>
                   </w:r>
                   <w:r>
                     <w:rPr>
                       <w:rFonts w:ascii="Avenir Next" w:hAnsi="Avenir Next" w:cs="Avenir Next" w:eastAsia="Avenir Next"/>
                       <w:color w:val="1A1A1A"/>
-                      <w:sz w:val="21"/>
+                      <w:sz w:val="22"/>
                       <w:szCs w:val="21"/>
                     </w:rPr>
                     <w:t xml:space="preserve">(−5, −2)</w:t>
@@ -3577,7 +3598,7 @@
                     <w:tabs>
                       <w:tab w:val="left" w:pos="340"/>
                     </w:tabs>
-                    <w:spacing w:before="0" w:after="0" w:line="264" w:lineRule="auto"/>
+                    <w:spacing w:before="0" w:after="0" w:line="252" w:lineRule="auto"/>
                     <w:ind w:left="340" w:hanging="340"/>
                   </w:pPr>
                   <w:r>
@@ -3585,25 +3606,25 @@
                       <w:rFonts w:ascii="Avenir Next" w:hAnsi="Avenir Next" w:cs="Avenir Next" w:eastAsia="Avenir Next"/>
                       <w:b/>
                       <w:color w:val="003A70"/>
+                      <w:sz w:val="22"/>
+                      <w:szCs w:val="21"/>
+                    </w:rPr>
+                    <w:t xml:space="preserve">C</w:t>
+                  </w:r>
+                  <w:r>
+                    <w:rPr>
+                      <w:rFonts w:ascii="Avenir Next" w:hAnsi="Avenir Next" w:cs="Avenir Next" w:eastAsia="Avenir Next"/>
+                      <w:color w:val="1A1A1A"/>
                       <w:sz w:val="21"/>
                       <w:szCs w:val="21"/>
                     </w:rPr>
-                    <w:t xml:space="preserve">C</w:t>
-                  </w:r>
-                  <w:r>
-                    <w:rPr>
-                      <w:rFonts w:ascii="Avenir Next" w:hAnsi="Avenir Next" w:cs="Avenir Next" w:eastAsia="Avenir Next"/>
-                      <w:color w:val="1A1A1A"/>
-                      <w:sz w:val="21"/>
-                      <w:szCs w:val="21"/>
-                    </w:rPr>
                     <w:tab/>
                   </w:r>
                   <w:r>
                     <w:rPr>
                       <w:rFonts w:ascii="Avenir Next" w:hAnsi="Avenir Next" w:cs="Avenir Next" w:eastAsia="Avenir Next"/>
                       <w:color w:val="1A1A1A"/>
-                      <w:sz w:val="21"/>
+                      <w:sz w:val="22"/>
                       <w:szCs w:val="21"/>
                     </w:rPr>
                     <w:t xml:space="preserve">(9, −16)</w:t>
@@ -3620,7 +3641,7 @@
                     <w:tabs>
                       <w:tab w:val="left" w:pos="340"/>
                     </w:tabs>
-                    <w:spacing w:before="0" w:after="0" w:line="264" w:lineRule="auto"/>
+                    <w:spacing w:before="0" w:after="0" w:line="252" w:lineRule="auto"/>
                     <w:ind w:left="340" w:hanging="340"/>
                   </w:pPr>
                   <w:r>
@@ -3628,25 +3649,25 @@
                       <w:rFonts w:ascii="Avenir Next" w:hAnsi="Avenir Next" w:cs="Avenir Next" w:eastAsia="Avenir Next"/>
                       <w:b/>
                       <w:color w:val="003A70"/>
+                      <w:sz w:val="22"/>
+                      <w:szCs w:val="21"/>
+                    </w:rPr>
+                    <w:t xml:space="preserve">D</w:t>
+                  </w:r>
+                  <w:r>
+                    <w:rPr>
+                      <w:rFonts w:ascii="Avenir Next" w:hAnsi="Avenir Next" w:cs="Avenir Next" w:eastAsia="Avenir Next"/>
+                      <w:color w:val="1A1A1A"/>
                       <w:sz w:val="21"/>
                       <w:szCs w:val="21"/>
                     </w:rPr>
-                    <w:t xml:space="preserve">D</w:t>
-                  </w:r>
-                  <w:r>
-                    <w:rPr>
-                      <w:rFonts w:ascii="Avenir Next" w:hAnsi="Avenir Next" w:cs="Avenir Next" w:eastAsia="Avenir Next"/>
-                      <w:color w:val="1A1A1A"/>
-                      <w:sz w:val="21"/>
-                      <w:szCs w:val="21"/>
-                    </w:rPr>
                     <w:tab/>
                   </w:r>
                   <w:r>
                     <w:rPr>
                       <w:rFonts w:ascii="Avenir Next" w:hAnsi="Avenir Next" w:cs="Avenir Next" w:eastAsia="Avenir Next"/>
                       <w:color w:val="1A1A1A"/>
-                      <w:sz w:val="21"/>
+                      <w:sz w:val="22"/>
                       <w:szCs w:val="21"/>
                     </w:rPr>
                     <w:t xml:space="preserve">(5, −2)</w:t>
@@ -3695,19 +3716,42 @@
         <w:tblLook w:val="0000" w:firstRow="0" w:lastRow="0" w:firstColumn="0" w:lastColumn="0" w:noHBand="1" w:noVBand="1"/>
       </w:tblPr>
       <w:tblGrid>
-        <w:gridCol w:w="2000"/>
-        <w:gridCol w:w="2300"/>
-        <w:gridCol w:w="2100"/>
-        <w:gridCol w:w="3104"/>
+        <w:gridCol w:w="1750"/>
+        <w:gridCol w:w="2500"/>
+        <w:gridCol w:w="2200"/>
+        <w:gridCol w:w="3054"/>
       </w:tblGrid>
       <w:tr>
         <w:trPr>
           <w:cantSplit/>
-          <w:trHeight w:val="320" w:hRule="atLeast"/>
+          <w:trHeight w:val="300" w:hRule="atLeast"/>
         </w:trPr>
         <w:tc>
           <w:tcPr>
-            <w:tcW w:w="2000" w:type="dxa"/>
+            <w:tcW w:w="1750" w:type="dxa"/>
+            <w:vAlign w:val="center"/>
+          </w:tcPr>
+          <w:p>
+            <w:pPr>
+              <w:pStyle w:val="Heading2"/>
+              <w:spacing w:before="0" w:after="0" w:line="240" w:lineRule="auto"/>
+            </w:pPr>
+            <w:r>
+              <w:rPr>
+                <w:rFonts w:ascii="Avenir Next" w:hAnsi="Avenir Next" w:cs="Avenir Next" w:eastAsia="Avenir Next"/>
+                <w:b/>
+                <w:color w:val="003A70"/>
+                <w:spacing w:val="12"/>
+                <w:sz w:val="15"/>
+                <w:szCs w:val="15"/>
+              </w:rPr>
+              <w:t xml:space="preserve">CHECK YOURSELF</w:t>
+            </w:r>
+          </w:p>
+        </w:tc>
+        <w:tc>
+          <w:tcPr>
+            <w:tcW w:w="2500" w:type="dxa"/>
             <w:vAlign w:val="center"/>
           </w:tcPr>
           <w:p>
@@ -3716,20 +3760,27 @@
             </w:pPr>
             <w:r>
               <w:rPr>
-                <w:rFonts w:ascii="Avenir Next" w:hAnsi="Avenir Next" w:cs="Avenir Next" w:eastAsia="Avenir Next"/>
-                <w:b/>
-                <w:color w:val="003A70"/>
-                <w:spacing w:val="12"/>
-                <w:sz w:val="15"/>
-                <w:szCs w:val="15"/>
-              </w:rPr>
-              <w:t xml:space="preserve">CHECK YOURSELF</w:t>
+                <w:rFonts w:ascii="Arial" w:hAnsi="Arial" w:cs="Arial" w:eastAsia="Arial"/>
+                <w:color w:val="1A1A1A"/>
+                <w:sz w:val="20"/>
+                <w:szCs w:val="20"/>
+              </w:rPr>
+              <w:t xml:space="preserve">□</w:t>
+            </w:r>
+            <w:r>
+              <w:rPr>
+                <w:rFonts w:ascii="Avenir Next" w:hAnsi="Avenir Next" w:cs="Avenir Next" w:eastAsia="Avenir Next"/>
+                <w:color w:val="1A1A1A"/>
+                <w:sz w:val="17"/>
+                <w:szCs w:val="17"/>
+              </w:rPr>
+              <w:t xml:space="preserve">  I can do this on my own</w:t>
             </w:r>
           </w:p>
         </w:tc>
         <w:tc>
           <w:tcPr>
-            <w:tcW w:w="2300" w:type="dxa"/>
+            <w:tcW w:w="2200" w:type="dxa"/>
             <w:vAlign w:val="center"/>
           </w:tcPr>
           <w:p>
@@ -3740,8 +3791,8 @@
               <w:rPr>
                 <w:rFonts w:ascii="Arial" w:hAnsi="Arial" w:cs="Arial" w:eastAsia="Arial"/>
                 <w:color w:val="1A1A1A"/>
-                <w:sz w:val="24"/>
-                <w:szCs w:val="24"/>
+                <w:sz w:val="20"/>
+                <w:szCs w:val="20"/>
               </w:rPr>
               <w:t xml:space="preserve">□</w:t>
             </w:r>
@@ -3752,13 +3803,13 @@
                 <w:sz w:val="17"/>
                 <w:szCs w:val="17"/>
               </w:rPr>
-              <w:t xml:space="preserve">  I can do this on my own</w:t>
+              <w:t xml:space="preserve">  I need a little help</w:t>
             </w:r>
           </w:p>
         </w:tc>
         <w:tc>
           <w:tcPr>
-            <w:tcW w:w="2100" w:type="dxa"/>
+            <w:tcW w:w="3054" w:type="dxa"/>
             <w:vAlign w:val="center"/>
           </w:tcPr>
           <w:p>
@@ -3769,37 +3820,8 @@
               <w:rPr>
                 <w:rFonts w:ascii="Arial" w:hAnsi="Arial" w:cs="Arial" w:eastAsia="Arial"/>
                 <w:color w:val="1A1A1A"/>
-                <w:sz w:val="24"/>
-                <w:szCs w:val="24"/>
-              </w:rPr>
-              <w:t xml:space="preserve">□</w:t>
-            </w:r>
-            <w:r>
-              <w:rPr>
-                <w:rFonts w:ascii="Avenir Next" w:hAnsi="Avenir Next" w:cs="Avenir Next" w:eastAsia="Avenir Next"/>
-                <w:color w:val="1A1A1A"/>
-                <w:sz w:val="17"/>
-                <w:szCs w:val="17"/>
-              </w:rPr>
-              <w:t xml:space="preserve">  I need a little help</w:t>
-            </w:r>
-          </w:p>
-        </w:tc>
-        <w:tc>
-          <w:tcPr>
-            <w:tcW w:w="3104" w:type="dxa"/>
-            <w:vAlign w:val="center"/>
-          </w:tcPr>
-          <w:p>
-            <w:pPr>
-              <w:spacing w:before="0" w:after="0" w:line="240" w:lineRule="auto"/>
-            </w:pPr>
-            <w:r>
-              <w:rPr>
-                <w:rFonts w:ascii="Arial" w:hAnsi="Arial" w:cs="Arial" w:eastAsia="Arial"/>
-                <w:color w:val="1A1A1A"/>
-                <w:sz w:val="24"/>
-                <w:szCs w:val="24"/>
+                <w:sz w:val="20"/>
+                <w:szCs w:val="20"/>
               </w:rPr>
               <w:t xml:space="preserve">□</w:t>
             </w:r>
@@ -3834,7 +3856,7 @@
     <w:sectPr>
       <w:footerReference w:type="default" r:id="rIdFooter1"/>
       <w:pgSz w:w="12240" w:h="15840"/>
-      <w:pgMar w:top="893" w:right="1224" w:bottom="835" w:left="1512" w:header="432" w:footer="432" w:gutter="0"/>
+      <w:pgMar w:top="780" w:right="1224" w:bottom="760" w:left="1512" w:header="432" w:footer="432" w:gutter="0"/>
       <w:cols w:space="720"/>
     </w:sectPr>
   </w:body>
@@ -3914,7 +3936,106 @@
               <w:sz w:val="15"/>
               <w:szCs w:val="15"/>
             </w:rPr>
-            <w:t xml:space="preserve">Lesson 7-6  ·  Session 2  ·  Prerequisite Practice A</w:t>
+            <w:t xml:space="preserve">7-6 · Page </w:t>
+          </w:r>
+          <w:r>
+            <w:rPr>
+              <w:rFonts w:ascii="Avenir Next" w:hAnsi="Avenir Next" w:cs="Avenir Next" w:eastAsia="Avenir Next"/>
+              <w:color w:val="5A5F66"/>
+              <w:sz w:val="15"/>
+              <w:szCs w:val="15"/>
+            </w:rPr>
+            <w:fldChar w:fldCharType="begin"/>
+          </w:r>
+          <w:r>
+            <w:rPr>
+              <w:rFonts w:ascii="Avenir Next" w:hAnsi="Avenir Next" w:cs="Avenir Next" w:eastAsia="Avenir Next"/>
+              <w:color w:val="5A5F66"/>
+              <w:sz w:val="15"/>
+              <w:szCs w:val="15"/>
+            </w:rPr>
+            <w:instrText xml:space="preserve"> PAGE </w:instrText>
+          </w:r>
+          <w:r>
+            <w:rPr>
+              <w:rFonts w:ascii="Avenir Next" w:hAnsi="Avenir Next" w:cs="Avenir Next" w:eastAsia="Avenir Next"/>
+              <w:color w:val="5A5F66"/>
+              <w:sz w:val="15"/>
+              <w:szCs w:val="15"/>
+            </w:rPr>
+            <w:fldChar w:fldCharType="separate"/>
+          </w:r>
+          <w:r>
+            <w:rPr>
+              <w:rFonts w:ascii="Avenir Next" w:hAnsi="Avenir Next" w:cs="Avenir Next" w:eastAsia="Avenir Next"/>
+              <w:color w:val="5A5F66"/>
+              <w:sz w:val="15"/>
+              <w:szCs w:val="15"/>
+            </w:rPr>
+            <w:t xml:space="preserve">1</w:t>
+          </w:r>
+          <w:r>
+            <w:rPr>
+              <w:rFonts w:ascii="Avenir Next" w:hAnsi="Avenir Next" w:cs="Avenir Next" w:eastAsia="Avenir Next"/>
+              <w:color w:val="5A5F66"/>
+              <w:sz w:val="15"/>
+              <w:szCs w:val="15"/>
+            </w:rPr>
+            <w:fldChar w:fldCharType="end"/>
+          </w:r>
+          <w:r>
+            <w:rPr>
+              <w:rFonts w:ascii="Avenir Next" w:hAnsi="Avenir Next" w:cs="Avenir Next" w:eastAsia="Avenir Next"/>
+              <w:color w:val="5A5F66"/>
+              <w:sz w:val="15"/>
+              <w:szCs w:val="15"/>
+            </w:rPr>
+            <w:t xml:space="preserve"> of </w:t>
+          </w:r>
+          <w:r>
+            <w:rPr>
+              <w:rFonts w:ascii="Avenir Next" w:hAnsi="Avenir Next" w:cs="Avenir Next" w:eastAsia="Avenir Next"/>
+              <w:color w:val="5A5F66"/>
+              <w:sz w:val="15"/>
+              <w:szCs w:val="15"/>
+            </w:rPr>
+            <w:fldChar w:fldCharType="begin"/>
+          </w:r>
+          <w:r>
+            <w:rPr>
+              <w:rFonts w:ascii="Avenir Next" w:hAnsi="Avenir Next" w:cs="Avenir Next" w:eastAsia="Avenir Next"/>
+              <w:color w:val="5A5F66"/>
+              <w:sz w:val="15"/>
+              <w:szCs w:val="15"/>
+            </w:rPr>
+            <w:instrText xml:space="preserve"> NUMPAGES </w:instrText>
+          </w:r>
+          <w:r>
+            <w:rPr>
+              <w:rFonts w:ascii="Avenir Next" w:hAnsi="Avenir Next" w:cs="Avenir Next" w:eastAsia="Avenir Next"/>
+              <w:color w:val="5A5F66"/>
+              <w:sz w:val="15"/>
+              <w:szCs w:val="15"/>
+            </w:rPr>
+            <w:fldChar w:fldCharType="separate"/>
+          </w:r>
+          <w:r>
+            <w:rPr>
+              <w:rFonts w:ascii="Avenir Next" w:hAnsi="Avenir Next" w:cs="Avenir Next" w:eastAsia="Avenir Next"/>
+              <w:color w:val="5A5F66"/>
+              <w:sz w:val="15"/>
+              <w:szCs w:val="15"/>
+            </w:rPr>
+            <w:t xml:space="preserve">1</w:t>
+          </w:r>
+          <w:r>
+            <w:rPr>
+              <w:rFonts w:ascii="Avenir Next" w:hAnsi="Avenir Next" w:cs="Avenir Next" w:eastAsia="Avenir Next"/>
+              <w:color w:val="5A5F66"/>
+              <w:sz w:val="15"/>
+              <w:szCs w:val="15"/>
+            </w:rPr>
+            <w:fldChar w:fldCharType="end"/>
           </w:r>
         </w:p>
       </w:tc>
@@ -3957,5 +4078,23 @@
       </w:tblCellMar>
     </w:tblPr>
   </w:style>
+  <w:style w:type="paragraph" w:styleId="Heading1">
+    <w:name w:val="heading 1"/>
+    <w:basedOn w:val="Normal"/>
+    <w:pPr>
+      <w:outlineLvl w:val="0"/>
+      <w:keepNext w:val="0"/>
+      <w:keepLines w:val="0"/>
+    </w:pPr>
+  </w:style>
+  <w:style w:type="paragraph" w:styleId="Heading2">
+    <w:name w:val="heading 2"/>
+    <w:basedOn w:val="Normal"/>
+    <w:pPr>
+      <w:outlineLvl w:val="1"/>
+      <w:keepNext w:val="0"/>
+      <w:keepLines w:val="0"/>
+    </w:pPr>
+  </w:style>
 </w:styles>
 </file>